--- a/Capitulos de Tesis/CAPITULOIV.docx
+++ b/Capitulos de Tesis/CAPITULOIV.docx
@@ -1,6 +1,6 @@
 
 <file path=word/document.xml><?xml version="1.0" encoding="utf-8"?>
-<w:document xmlns:wpc="http://schemas.microsoft.com/office/word/2010/wordprocessingCanvas" xmlns:cx="http://schemas.microsoft.com/office/drawing/2014/chartex" xmlns:cx1="http://schemas.microsoft.com/office/drawing/2015/9/8/chartex" xmlns:cx2="http://schemas.microsoft.com/office/drawing/2015/10/21/chartex" xmlns:cx3="http://schemas.microsoft.com/office/drawing/2016/5/9/chartex" xmlns:cx4="http://schemas.microsoft.com/office/drawing/2016/5/10/chartex" xmlns:cx5="http://schemas.microsoft.com/office/drawing/2016/5/11/chartex" xmlns:cx6="http://schemas.microsoft.com/office/drawing/2016/5/12/chartex" xmlns:cx7="http://schemas.microsoft.com/office/drawing/2016/5/13/chartex" xmlns:cx8="http://schemas.microsoft.com/office/drawing/2016/5/14/chartex" xmlns:mc="http://schemas.openxmlformats.org/markup-compatibility/2006" xmlns:aink="http://schemas.microsoft.com/office/drawing/2016/ink" xmlns:am3d="http://schemas.microsoft.com/office/drawing/2017/model3d" xmlns:o="urn:schemas-microsoft-com:office:office" xmlns:oel="http://schemas.microsoft.com/office/2019/extlst" xmlns:r="http://schemas.openxmlformats.org/officeDocument/2006/relationships" xmlns:m="http://schemas.openxmlformats.org/officeDocument/2006/math" xmlns:v="urn:schemas-microsoft-com:vml" xmlns:wp14="http://schemas.microsoft.com/office/word/2010/wordprocessingDrawing" xmlns:wp="http://schemas.openxmlformats.org/drawingml/2006/wordprocessingDrawing" xmlns:w10="urn:schemas-microsoft-com:office:word" xmlns:w="http://schemas.openxmlformats.org/wordprocessingml/2006/main" xmlns:w14="http://schemas.microsoft.com/office/word/2010/wordml" xmlns:w15="http://schemas.microsoft.com/office/word/2012/wordml" xmlns:w16cex="http://schemas.microsoft.com/office/word/2018/wordml/cex" xmlns:w16cid="http://schemas.microsoft.com/office/word/2016/wordml/cid" xmlns:w16="http://schemas.microsoft.com/office/word/2018/wordml" xmlns:w16du="http://schemas.microsoft.com/office/word/2023/wordml/word16du" xmlns:w16sdtdh="http://schemas.microsoft.com/office/word/2020/wordml/sdtdatahash" xmlns:w16sdtfl="http://schemas.microsoft.com/office/word/2024/wordml/sdtformatlock" xmlns:w16se="http://schemas.microsoft.com/office/word/2015/wordml/symex" xmlns:wpg="http://schemas.microsoft.com/office/word/2010/wordprocessingGroup" xmlns:wpi="http://schemas.microsoft.com/office/word/2010/wordprocessingInk" xmlns:wne="http://schemas.microsoft.com/office/word/2006/wordml" xmlns:wps="http://schemas.microsoft.com/office/word/2010/wordprocessingShape" mc:Ignorable="w14 w15 w16se w16cid w16 w16cex w16sdtdh w16sdtfl w16du wp14">
+<w:document xmlns:wpc="http://schemas.microsoft.com/office/word/2010/wordprocessingCanvas" xmlns:cx="http://schemas.microsoft.com/office/drawing/2014/chartex" xmlns:cx1="http://schemas.microsoft.com/office/drawing/2015/9/8/chartex" xmlns:cx2="http://schemas.microsoft.com/office/drawing/2015/10/21/chartex" xmlns:cx3="http://schemas.microsoft.com/office/drawing/2016/5/9/chartex" xmlns:cx4="http://schemas.microsoft.com/office/drawing/2016/5/10/chartex" xmlns:cx5="http://schemas.microsoft.com/office/drawing/2016/5/11/chartex" xmlns:cx6="http://schemas.microsoft.com/office/drawing/2016/5/12/chartex" xmlns:cx7="http://schemas.microsoft.com/office/drawing/2016/5/13/chartex" xmlns:cx8="http://schemas.microsoft.com/office/drawing/2016/5/14/chartex" xmlns:mc="http://schemas.openxmlformats.org/markup-compatibility/2006" xmlns:aink="http://schemas.microsoft.com/office/drawing/2016/ink" xmlns:am3d="http://schemas.microsoft.com/office/drawing/2017/model3d" xmlns:o="urn:schemas-microsoft-com:office:office" xmlns:oel="http://schemas.microsoft.com/office/2019/extlst" xmlns:r="http://schemas.openxmlformats.org/officeDocument/2006/relationships" xmlns:m="http://schemas.openxmlformats.org/officeDocument/2006/math" xmlns:v="urn:schemas-microsoft-com:vml" xmlns:wp14="http://schemas.microsoft.com/office/word/2010/wordprocessingDrawing" xmlns:wp="http://schemas.openxmlformats.org/drawingml/2006/wordprocessingDrawing" xmlns:w10="urn:schemas-microsoft-com:office:word" xmlns:w="http://schemas.openxmlformats.org/wordprocessingml/2006/main" xmlns:w14="http://schemas.microsoft.com/office/word/2010/wordml" xmlns:w15="http://schemas.microsoft.com/office/word/2012/wordml" xmlns:w16cei="http://schemas.microsoft.com/office/word/2026/wordml/cei" xmlns:w16cex="http://schemas.microsoft.com/office/word/2018/wordml/cex" xmlns:w16cid="http://schemas.microsoft.com/office/word/2016/wordml/cid" xmlns:w16="http://schemas.microsoft.com/office/word/2018/wordml" xmlns:w16du="http://schemas.microsoft.com/office/word/2023/wordml/word16du" xmlns:w16sdtdh="http://schemas.microsoft.com/office/word/2020/wordml/sdtdatahash" xmlns:w16sdtfl="http://schemas.microsoft.com/office/word/2024/wordml/sdtformatlock" xmlns:w16se="http://schemas.microsoft.com/office/word/2015/wordml/symex" xmlns:wpg="http://schemas.microsoft.com/office/word/2010/wordprocessingGroup" xmlns:wpi="http://schemas.microsoft.com/office/word/2010/wordprocessingInk" xmlns:wne="http://schemas.microsoft.com/office/word/2006/wordml" xmlns:wps="http://schemas.microsoft.com/office/word/2010/wordprocessingShape" mc:Ignorable="w14 w15 w16se w16cid w16 w16cex w16sdtdh w16sdtfl w16du wp14">
   <w:body>
     <w:p/>
     <w:p>
@@ -652,7 +652,7 @@
           <w:footerReference w:type="default" r:id="rId12"/>
           <w:pgSz w:w="12240" w:h="15840"/>
           <w:pgMar w:top="2835" w:right="1701" w:bottom="1701" w:left="2268" w:header="709" w:footer="709" w:gutter="0"/>
-          <w:pgNumType w:start="92"/>
+          <w:pgNumType w:start="93"/>
           <w:cols w:space="708"/>
           <w:docGrid w:linePitch="360"/>
         </w:sectPr>
@@ -801,7 +801,15 @@
         <w:t>Después se procedió a redactar un cuestionario que fue el instrumento de recolección de datos elegido</w:t>
       </w:r>
       <w:r>
-        <w:t>, conformado por 14 preguntas que fue aplicado a una muestra de los estudiantes del colegio Nuestra Sra de Guadalupe</w:t>
+        <w:t xml:space="preserve">, conformado por 14 preguntas que fue aplicado a una muestra de los estudiantes del colegio Nuestra </w:t>
+      </w:r>
+      <w:proofErr w:type="spellStart"/>
+      <w:r>
+        <w:t>Sra</w:t>
+      </w:r>
+      <w:proofErr w:type="spellEnd"/>
+      <w:r>
+        <w:t xml:space="preserve"> de Guadalupe</w:t>
       </w:r>
       <w:r>
         <w:t>, luego de su realización se analizaron los resultados obtenidos los cuales fueron los siguientes:</w:t>
@@ -809,7 +817,6 @@
     </w:p>
     <w:p>
       <w:pPr>
-        <w:spacing w:line="276" w:lineRule="auto"/>
         <w:jc w:val="center"/>
       </w:pPr>
       <w:r>
@@ -819,7 +826,7 @@
           <w14:ligatures w14:val="standardContextual"/>
         </w:rPr>
         <w:drawing>
-          <wp:inline distT="0" distB="0" distL="0" distR="0" wp14:anchorId="621D1273" wp14:editId="3488DDCF">
+          <wp:inline distT="0" distB="0" distL="0" distR="0" wp14:anchorId="621D1273" wp14:editId="3CFCC11E">
             <wp:extent cx="4172400" cy="1983600"/>
             <wp:effectExtent l="0" t="0" r="0" b="17145"/>
             <wp:docPr id="1371319948" name="Gráfico 3"/>
@@ -835,7 +842,6 @@
     </w:p>
     <w:p>
       <w:pPr>
-        <w:spacing w:line="276" w:lineRule="auto"/>
         <w:jc w:val="center"/>
         <w:rPr>
           <w:b/>
@@ -859,7 +865,6 @@
     </w:p>
     <w:p>
       <w:pPr>
-        <w:spacing w:line="480" w:lineRule="auto"/>
         <w:jc w:val="center"/>
         <w:rPr>
           <w:b/>
@@ -908,6 +913,7 @@
         <w:pStyle w:val="Tesis"/>
       </w:pPr>
       <w:r>
+        <w:lastRenderedPageBreak/>
         <w:t>L</w:t>
       </w:r>
       <w:r>
@@ -955,7 +961,6 @@
     </w:p>
     <w:p>
       <w:pPr>
-        <w:spacing w:line="276" w:lineRule="auto"/>
         <w:jc w:val="both"/>
       </w:pPr>
       <w:r>
@@ -981,7 +986,6 @@
     </w:p>
     <w:p>
       <w:pPr>
-        <w:spacing w:line="276" w:lineRule="auto"/>
         <w:jc w:val="center"/>
         <w:rPr>
           <w:b/>
@@ -1001,24 +1005,6 @@
           <w:bCs/>
         </w:rPr>
         <w:t>2</w:t>
-      </w:r>
-    </w:p>
-    <w:p>
-      <w:pPr>
-        <w:pStyle w:val="Tesis"/>
-        <w:ind w:firstLine="0"/>
-        <w:jc w:val="center"/>
-        <w:rPr>
-          <w:b/>
-          <w:bCs/>
-        </w:rPr>
-      </w:pPr>
-      <w:r>
-        <w:rPr>
-          <w:b/>
-          <w:bCs/>
-        </w:rPr>
-        <w:t>Fuente: Acurero, Araujo, Montiel (2025)</w:t>
       </w:r>
     </w:p>
     <w:p>
@@ -1026,15 +1012,44 @@
         <w:pStyle w:val="Tesis"/>
         <w:spacing w:line="240" w:lineRule="auto"/>
         <w:ind w:firstLine="0"/>
-      </w:pPr>
+        <w:jc w:val="center"/>
+        <w:rPr>
+          <w:b/>
+          <w:bCs/>
+        </w:rPr>
+      </w:pPr>
+      <w:r>
+        <w:rPr>
+          <w:b/>
+          <w:bCs/>
+        </w:rPr>
+        <w:t>Fuente: Acurero, Araujo, Montiel (2025)</w:t>
+      </w:r>
     </w:p>
     <w:p>
       <w:pPr>
         <w:pStyle w:val="Tesis"/>
-      </w:pPr>
+        <w:spacing w:line="240" w:lineRule="auto"/>
+        <w:ind w:firstLine="0"/>
+      </w:pPr>
+    </w:p>
+    <w:p>
+      <w:pPr>
+        <w:pStyle w:val="Tesis"/>
+        <w:spacing w:line="240" w:lineRule="auto"/>
+        <w:ind w:firstLine="0"/>
+      </w:pPr>
+    </w:p>
+    <w:p>
+      <w:pPr>
+        <w:pStyle w:val="Tesis"/>
+      </w:pPr>
+      <w:r>
+        <w:t xml:space="preserve">Los datos de la segunda pregunta revelan un escenario preocupante </w:t>
+      </w:r>
       <w:r>
         <w:lastRenderedPageBreak/>
-        <w:t>Los datos de la segunda pregunta revelan un escenario preocupante sobre la percepción de las ciencias exactas. Lo m</w:t>
+        <w:t>sobre la percepción de las ciencias exactas. Lo m</w:t>
       </w:r>
       <w:r>
         <w:t>á</w:t>
@@ -1054,7 +1069,6 @@
     </w:p>
     <w:p>
       <w:pPr>
-        <w:spacing w:line="276" w:lineRule="auto"/>
         <w:jc w:val="both"/>
       </w:pPr>
       <w:r>
@@ -1064,7 +1078,7 @@
           <w14:ligatures w14:val="standardContextual"/>
         </w:rPr>
         <w:drawing>
-          <wp:inline distT="0" distB="0" distL="0" distR="0" wp14:anchorId="736E8A94" wp14:editId="3561D20A">
+          <wp:inline distT="0" distB="0" distL="0" distR="0" wp14:anchorId="736E8A94" wp14:editId="38808ECA">
             <wp:extent cx="5252085" cy="3063875"/>
             <wp:effectExtent l="0" t="0" r="5715" b="3175"/>
             <wp:docPr id="2021318049" name="Gráfico 6"/>
@@ -1080,7 +1094,6 @@
     </w:p>
     <w:p>
       <w:pPr>
-        <w:spacing w:line="276" w:lineRule="auto"/>
         <w:jc w:val="center"/>
         <w:rPr>
           <w:b/>
@@ -1104,7 +1117,6 @@
     </w:p>
     <w:p>
       <w:pPr>
-        <w:spacing w:line="480" w:lineRule="auto"/>
         <w:jc w:val="center"/>
         <w:rPr>
           <w:b/>
@@ -1134,14 +1146,14 @@
         <w:t xml:space="preserve"> la autonomía de los estudiantes, el 69% de los encuestados afirma</w:t>
       </w:r>
       <w:r>
-        <w:t xml:space="preserve"> que dedica tiempo por su cuenta a repasar o aprender contenidos fuera del instituto. Este alto porcentaje de proactividad es un indicador muy favorable, ya que los estudiantes ya tienen el hábito de buscar recursos de aprendizaje de forma voluntaria, mientras el 31% restante, que no </w:t>
+        <w:t xml:space="preserve"> que dedica tiempo por su cuenta a repasar o aprender contenidos fuera del instituto. Este alto porcentaje de proactividad es un indicador muy favorable, ya que los estudiantes ya tienen el hábito de buscar recursos de aprendizaje de forma voluntaria, mientras el 31% restante, que no estudia de manera independiente representa el grupo</w:t>
+      </w:r>
+      <w:r>
+        <w:t xml:space="preserve"> donde los elementos de </w:t>
       </w:r>
       <w:r>
         <w:lastRenderedPageBreak/>
-        <w:t>estudia de manera independiente representa el grupo</w:t>
-      </w:r>
-      <w:r>
-        <w:t xml:space="preserve"> donde los elementos de juego serán importantes para transformar el estudio en una actividad atractiva que logre captar su atención fuera del aula</w:t>
+        <w:t>juego serán importantes para transformar el estudio en una actividad atractiva que logre captar su atención fuera del aula</w:t>
       </w:r>
       <w:r>
         <w:t>.</w:t>
@@ -1175,7 +1187,6 @@
     </w:p>
     <w:p>
       <w:pPr>
-        <w:spacing w:line="276" w:lineRule="auto"/>
         <w:jc w:val="center"/>
         <w:rPr>
           <w:b/>
@@ -1199,7 +1210,6 @@
     </w:p>
     <w:p>
       <w:pPr>
-        <w:spacing w:line="480" w:lineRule="auto"/>
         <w:jc w:val="center"/>
         <w:rPr>
           <w:b/>
@@ -1257,19 +1267,18 @@
         <w:t xml:space="preserve"> </w:t>
       </w:r>
       <w:r>
-        <w:t xml:space="preserve">En contraste, los métodos tradicionales tienen una </w:t>
+        <w:t xml:space="preserve">En contraste, los métodos tradicionales tienen una preferencia mucho menor en este </w:t>
+      </w:r>
+      <w:r>
+        <w:t xml:space="preserve">ámbito; tanto los libros como los cursos solo </w:t>
       </w:r>
       <w:r>
         <w:lastRenderedPageBreak/>
-        <w:t xml:space="preserve">preferencia mucho menor en este </w:t>
-      </w:r>
-      <w:r>
-        <w:t>ámbito; tanto los libros como los cursos solo son utilizados por el 9% de los estudiantes respectivamente.</w:t>
-      </w:r>
-    </w:p>
-    <w:p>
-      <w:pPr>
-        <w:spacing w:line="276" w:lineRule="auto"/>
+        <w:t>son utilizados por el 9% de los estudiantes respectivamente.</w:t>
+      </w:r>
+    </w:p>
+    <w:p>
+      <w:pPr>
         <w:jc w:val="center"/>
       </w:pPr>
       <w:r>
@@ -1319,7 +1328,6 @@
     </w:p>
     <w:p>
       <w:pPr>
-        <w:spacing w:line="480" w:lineRule="auto"/>
         <w:jc w:val="center"/>
         <w:rPr>
           <w:b/>
@@ -1357,14 +1365,14 @@
         <w:t>o</w:t>
       </w:r>
       <w:r>
-        <w:t xml:space="preserve">r otro lado, hay un equilibrio entre los otros 3 factores: mantener la concentración, organizar el tiempo y encontrar motivación, cada uno con un 17%, esto significa que más de la mitad del grupo sufre problemas relacionados con la gestión emocional y de la atención. Mas que con la </w:t>
+        <w:t>r otro lado, hay un equilibrio entre los otros 3 factores: mantener la concentración, organizar el tiempo y encontrar motivación, cada uno con un 17%, esto significa que más de la mitad del grupo sufre problemas relacionados con la gestión emocional y de la atención. Mas que con la habilidad emocional</w:t>
+      </w:r>
+      <w:r>
+        <w:t xml:space="preserve">; inesperadamente, solo el 11% afirma que los más difícil </w:t>
       </w:r>
       <w:r>
         <w:lastRenderedPageBreak/>
-        <w:t>habilidad emocional</w:t>
-      </w:r>
-      <w:r>
-        <w:t>; inesperadamente, solo el 11% afirma que los más difícil es entender conceptos abstractos. Lo que permite concluir en que, los estudiantes sienten que pueden entender las matemáticas, pero se sienten abrumados por el proceso de estudio, la falta de motivación y la obligación de memorizar.</w:t>
+        <w:t>es entender conceptos abstractos. Lo que permite concluir en que, los estudiantes sienten que pueden entender las matemáticas, pero se sienten abrumados por el proceso de estudio, la falta de motivación y la obligación de memorizar.</w:t>
       </w:r>
     </w:p>
     <w:p>
@@ -1408,7 +1416,6 @@
     </w:p>
     <w:p>
       <w:pPr>
-        <w:spacing w:line="276" w:lineRule="auto"/>
         <w:jc w:val="center"/>
         <w:rPr>
           <w:b/>
@@ -1432,7 +1439,6 @@
     </w:p>
     <w:p>
       <w:pPr>
-        <w:spacing w:line="480" w:lineRule="auto"/>
         <w:jc w:val="center"/>
         <w:rPr>
           <w:b/>
@@ -1447,6 +1453,15 @@
         <w:t>Fuente: Acurero, Araujo, Montiel (2025)</w:t>
       </w:r>
     </w:p>
+    <w:p>
+      <w:pPr>
+        <w:jc w:val="center"/>
+        <w:rPr>
+          <w:b/>
+          <w:bCs/>
+        </w:rPr>
+      </w:pPr>
+    </w:p>
     <w:p/>
     <w:p>
       <w:pPr>
@@ -1491,17 +1506,20 @@
         <w:pStyle w:val="Tesis"/>
       </w:pPr>
       <w:r>
+        <w:t xml:space="preserve">En segundo lugar, se encuentran los videojuegos </w:t>
+      </w:r>
+      <w:r>
+        <w:t xml:space="preserve">con un 14%. </w:t>
+      </w:r>
+      <w:r>
+        <w:t>E</w:t>
+      </w:r>
+      <w:r>
+        <w:t xml:space="preserve">ste </w:t>
+      </w:r>
+      <w:r>
         <w:lastRenderedPageBreak/>
-        <w:t xml:space="preserve">En segundo lugar, se encuentran los videojuegos </w:t>
-      </w:r>
-      <w:r>
-        <w:t xml:space="preserve">con un 14%. </w:t>
-      </w:r>
-      <w:r>
-        <w:t>E</w:t>
-      </w:r>
-      <w:r>
-        <w:t xml:space="preserve">ste porcentaje </w:t>
+        <w:t xml:space="preserve">porcentaje </w:t>
       </w:r>
       <w:r>
         <w:t xml:space="preserve">es bastante </w:t>
@@ -1531,15 +1549,7 @@
         <w:t>extraño</w:t>
       </w:r>
       <w:r>
-        <w:t xml:space="preserve">. Por otro lado, el uso de plataformas de </w:t>
-      </w:r>
-      <w:proofErr w:type="spellStart"/>
-      <w:r>
-        <w:t>streaming</w:t>
-      </w:r>
-      <w:proofErr w:type="spellEnd"/>
-      <w:r>
-        <w:t xml:space="preserve"> es mínimo</w:t>
+        <w:t>. Por otro lado, el uso de plataformas de streaming es mínimo</w:t>
       </w:r>
       <w:r>
         <w:t>, solo del</w:t>
@@ -1659,11 +1669,11 @@
         <w:t>el</w:t>
       </w:r>
       <w:r>
-        <w:t xml:space="preserve"> público objetivo ya posee “alfabetización digital” en el ámbito del aprendizaje, ya saben qué </w:t>
+        <w:t xml:space="preserve"> público objetivo ya posee “alfabetización digital” en el ámbito del aprendizaje, ya saben qué esperar de una plataforma educativa. La otra parte, el 31% restante de los </w:t>
       </w:r>
       <w:r>
         <w:lastRenderedPageBreak/>
-        <w:t>esperar de una plataforma educativa. La otra parte, el 31% restante de los encuestados nunca ha usado este tipo de herramientas.</w:t>
+        <w:t>encuestados nunca ha usado este tipo de herramientas.</w:t>
       </w:r>
     </w:p>
     <w:p>
@@ -1718,7 +1728,6 @@
     </w:p>
     <w:p>
       <w:pPr>
-        <w:spacing w:line="276" w:lineRule="auto"/>
         <w:jc w:val="center"/>
         <w:rPr>
           <w:b/>
@@ -1742,7 +1751,6 @@
     </w:p>
     <w:p>
       <w:pPr>
-        <w:spacing w:line="480" w:lineRule="auto"/>
         <w:jc w:val="center"/>
         <w:rPr>
           <w:b/>
@@ -1759,6 +1767,15 @@
     </w:p>
     <w:p>
       <w:pPr>
+        <w:jc w:val="center"/>
+        <w:rPr>
+          <w:b/>
+          <w:bCs/>
+        </w:rPr>
+      </w:pPr>
+    </w:p>
+    <w:p>
+      <w:pPr>
         <w:pStyle w:val="Tesis"/>
       </w:pPr>
       <w:r>
@@ -1768,11 +1785,11 @@
         <w:t>, q</w:t>
       </w:r>
       <w:r>
-        <w:t xml:space="preserve">ue la gran mayoría de los encuestados la haya </w:t>
+        <w:t xml:space="preserve">ue la gran mayoría de los encuestados la haya usado o la estén usando significa que ya están familiarizados y disfrutan de </w:t>
       </w:r>
       <w:r>
         <w:lastRenderedPageBreak/>
-        <w:t>usado o la estén usando significa que ya están familiarizados y disfrutan de mecánicas como los desafíos y los sistemas de niveles.</w:t>
+        <w:t>mecánicas como los desafíos y los sistemas de niveles.</w:t>
       </w:r>
     </w:p>
     <w:p>
@@ -1861,7 +1878,6 @@
     </w:p>
     <w:p>
       <w:pPr>
-        <w:spacing w:line="276" w:lineRule="auto"/>
         <w:jc w:val="center"/>
         <w:rPr>
           <w:b/>
@@ -1885,7 +1901,6 @@
     </w:p>
     <w:p>
       <w:pPr>
-        <w:spacing w:line="480" w:lineRule="auto"/>
         <w:jc w:val="center"/>
         <w:rPr>
           <w:b/>
@@ -1907,12 +1922,6 @@
     </w:p>
     <w:p>
       <w:pPr>
-        <w:jc w:val="center"/>
-      </w:pPr>
-    </w:p>
-    <w:p>
-      <w:pPr>
-        <w:jc w:val="center"/>
         <w:rPr>
           <w:b/>
           <w:bCs/>
@@ -1924,6 +1933,7 @@
         <w:pStyle w:val="Tesis"/>
       </w:pPr>
       <w:r>
+        <w:lastRenderedPageBreak/>
         <w:t>E</w:t>
       </w:r>
       <w:r>
@@ -2120,7 +2130,6 @@
     </w:p>
     <w:p>
       <w:pPr>
-        <w:spacing w:line="276" w:lineRule="auto"/>
         <w:jc w:val="center"/>
         <w:rPr>
           <w:b/>
@@ -2144,7 +2153,6 @@
     </w:p>
     <w:p>
       <w:pPr>
-        <w:spacing w:line="480" w:lineRule="auto"/>
         <w:jc w:val="center"/>
         <w:rPr>
           <w:b/>
@@ -2159,6 +2167,7 @@
         <w:t>Fuente: Acurero, Araujo, Montiel (2025)</w:t>
       </w:r>
     </w:p>
+    <w:p/>
     <w:p/>
     <w:p>
       <w:pPr>
@@ -2251,7 +2260,6 @@
     </w:p>
     <w:p>
       <w:pPr>
-        <w:spacing w:line="276" w:lineRule="auto"/>
         <w:jc w:val="center"/>
         <w:rPr>
           <w:b/>
@@ -2275,7 +2283,6 @@
     </w:p>
     <w:p>
       <w:pPr>
-        <w:spacing w:line="480" w:lineRule="auto"/>
         <w:jc w:val="center"/>
         <w:rPr>
           <w:b/>
@@ -2289,6 +2296,14 @@
         </w:rPr>
         <w:t>Fuente: Acurero, Araujo, Montiel (2025)</w:t>
       </w:r>
+    </w:p>
+    <w:p>
+      <w:pPr>
+        <w:rPr>
+          <w:b/>
+          <w:bCs/>
+        </w:rPr>
+      </w:pPr>
     </w:p>
     <w:p>
       <w:pPr>
@@ -2386,7 +2401,6 @@
     </w:p>
     <w:p>
       <w:pPr>
-        <w:spacing w:line="276" w:lineRule="auto"/>
         <w:jc w:val="center"/>
         <w:rPr>
           <w:b/>
@@ -2410,7 +2424,6 @@
     </w:p>
     <w:p>
       <w:pPr>
-        <w:spacing w:line="480" w:lineRule="auto"/>
         <w:jc w:val="center"/>
         <w:rPr>
           <w:b/>
@@ -2424,6 +2437,15 @@
         </w:rPr>
         <w:t>Fuente: Acurero, Araujo, Montiel (2025)</w:t>
       </w:r>
+    </w:p>
+    <w:p>
+      <w:pPr>
+        <w:jc w:val="center"/>
+        <w:rPr>
+          <w:b/>
+          <w:bCs/>
+        </w:rPr>
+      </w:pPr>
     </w:p>
     <w:p>
       <w:pPr>
@@ -3904,17 +3926,8 @@
           <w:b/>
           <w:bCs/>
         </w:rPr>
-        <w:t xml:space="preserve">Prototipo de </w:t>
-      </w:r>
-      <w:proofErr w:type="spellStart"/>
-      <w:r>
-        <w:rPr>
-          <w:b/>
-          <w:bCs/>
-        </w:rPr>
-        <w:t>login</w:t>
-      </w:r>
-      <w:proofErr w:type="spellEnd"/>
+        <w:t>Prototipo de login</w:t>
+      </w:r>
     </w:p>
     <w:p>
       <w:pPr>
@@ -4160,12 +4173,20 @@
         </w:rPr>
         <w:t xml:space="preserve">)’ detecta automáticamente si el programa se ejecutaba desde el código fuente o desde un archivo generado por </w:t>
       </w:r>
+      <w:proofErr w:type="spellStart"/>
       <w:r>
         <w:rPr>
           <w:lang w:val="es-ES_tradnl"/>
         </w:rPr>
         <w:lastRenderedPageBreak/>
-        <w:t>PyInstaller, permitiendo que las rutas a recursos y base de datos sean dinámicas. Dentro del archivo de configuración, también se implement</w:t>
+        <w:t>PyInstaller</w:t>
+      </w:r>
+      <w:proofErr w:type="spellEnd"/>
+      <w:r>
+        <w:rPr>
+          <w:lang w:val="es-ES_tradnl"/>
+        </w:rPr>
+        <w:t>, permitiendo que las rutas a recursos y base de datos sean dinámicas. Dentro del archivo de configuración, también se implement</w:t>
       </w:r>
       <w:r>
         <w:rPr>
@@ -7161,7 +7182,7 @@
           <w14:ligatures w14:val="standardContextual"/>
         </w:rPr>
         <w:drawing>
-          <wp:inline distT="0" distB="0" distL="0" distR="0" wp14:anchorId="4A3BF17B" wp14:editId="5212F5D5">
+          <wp:inline distT="0" distB="0" distL="0" distR="0" wp14:anchorId="4A3BF17B" wp14:editId="1D64D6F3">
             <wp:extent cx="3600000" cy="1897356"/>
             <wp:effectExtent l="19050" t="19050" r="19685" b="27305"/>
             <wp:docPr id="1" name="Imagen 1"/>
@@ -7304,15 +7325,7 @@
         <w:t>8</w:t>
       </w:r>
       <w:r>
-        <w:t xml:space="preserve"> se observa la pantalla de inicio de toda la aplicación, donde se muestra el logo de la aplicación y el botón que te lleva a la pantalla del </w:t>
-      </w:r>
-      <w:proofErr w:type="spellStart"/>
-      <w:r>
-        <w:t>login</w:t>
-      </w:r>
-      <w:proofErr w:type="spellEnd"/>
-      <w:r>
-        <w:t>. Siguiendo a la figura</w:t>
+        <w:t xml:space="preserve"> se observa la pantalla de inicio de toda la aplicación, donde se muestra el logo de la aplicación y el botón que te lleva a la pantalla del login. Siguiendo a la figura</w:t>
       </w:r>
       <w:r>
         <w:t xml:space="preserve"> 1</w:t>
@@ -7345,7 +7358,7 @@
         </w:rPr>
         <w:lastRenderedPageBreak/>
         <w:drawing>
-          <wp:inline distT="0" distB="0" distL="0" distR="0" wp14:anchorId="28C28851" wp14:editId="3D49C4E2">
+          <wp:inline distT="0" distB="0" distL="0" distR="0" wp14:anchorId="28C28851" wp14:editId="22BF3BC6">
             <wp:extent cx="3204000" cy="1982140"/>
             <wp:effectExtent l="19050" t="19050" r="15875" b="18415"/>
             <wp:docPr id="1466195500" name="Imagen 4"/>
@@ -7439,7 +7452,6 @@
         </w:rPr>
         <w:t xml:space="preserve"> Pantalla de </w:t>
       </w:r>
-      <w:proofErr w:type="spellStart"/>
       <w:r>
         <w:rPr>
           <w:b/>
@@ -7448,7 +7460,6 @@
         </w:rPr>
         <w:t>login</w:t>
       </w:r>
-      <w:proofErr w:type="spellEnd"/>
     </w:p>
     <w:p>
       <w:pPr>
@@ -7486,26 +7497,10 @@
         <w:t>rá directamente</w:t>
       </w:r>
       <w:r>
-        <w:t xml:space="preserve"> a la pantalla de </w:t>
-      </w:r>
-      <w:proofErr w:type="spellStart"/>
-      <w:r>
-        <w:t>login</w:t>
-      </w:r>
-      <w:proofErr w:type="spellEnd"/>
-      <w:r>
-        <w:t xml:space="preserve"> en donde el usuario inicia sesión para ingresar a su perfil, en caso de que el usuario no tenga un perfil, abajo del botón de “Iniciar Sesión” estará la opción para crear un perfil nuevo.</w:t>
-      </w:r>
-      <w:r>
-        <w:t xml:space="preserve"> En la figura 21 está la pantalla de registro de usuario, en donde se pide al usuario ingresar sus datos, incluyendo el correo electrónico, un nombre de usuario y la contraseña, una vez finalizado el registro de usuario el programa te redirige a la pantalla del </w:t>
-      </w:r>
-      <w:proofErr w:type="spellStart"/>
-      <w:r>
-        <w:t>login</w:t>
-      </w:r>
-      <w:proofErr w:type="spellEnd"/>
-      <w:r>
-        <w:t>.</w:t>
+        <w:t xml:space="preserve"> a la pantalla de login en donde el usuario inicia sesión para ingresar a su perfil, en caso de que el usuario no tenga un perfil, abajo del botón de “Iniciar Sesión” estará la opción para crear un perfil nuevo.</w:t>
+      </w:r>
+      <w:r>
+        <w:t xml:space="preserve"> En la figura 21 está la pantalla de registro de usuario, en donde se pide al usuario ingresar sus datos, incluyendo el correo electrónico, un nombre de usuario y la contraseña, una vez finalizado el registro de usuario el programa te redirige a la pantalla del login.</w:t>
       </w:r>
     </w:p>
     <w:p>
@@ -7525,7 +7520,7 @@
           <w14:ligatures w14:val="standardContextual"/>
         </w:rPr>
         <w:drawing>
-          <wp:inline distT="0" distB="0" distL="0" distR="0" wp14:anchorId="13E829E0" wp14:editId="1B5C4181">
+          <wp:inline distT="0" distB="0" distL="0" distR="0" wp14:anchorId="13E829E0" wp14:editId="39F90EF2">
             <wp:extent cx="2927715" cy="1972110"/>
             <wp:effectExtent l="19050" t="19050" r="25400" b="28575"/>
             <wp:docPr id="191360681" name="Imagen 5"/>
@@ -8343,7 +8338,7 @@
           <w14:ligatures w14:val="standardContextual"/>
         </w:rPr>
         <w:drawing>
-          <wp:inline distT="0" distB="0" distL="0" distR="0" wp14:anchorId="3AB113D2" wp14:editId="0BD8E881">
+          <wp:inline distT="0" distB="0" distL="0" distR="0" wp14:anchorId="3AB113D2" wp14:editId="1B056B7B">
             <wp:extent cx="3600000" cy="1880592"/>
             <wp:effectExtent l="19050" t="19050" r="19685" b="24765"/>
             <wp:docPr id="858612301" name="Imagen 9"/>
@@ -8772,15 +8767,7 @@
         <w:t>En la figura número 27 se localizan los logros que pueden desbloquear los usuarios por realizar ciertas acciones o alcanzar o superar etapas en específico, incluyendo el progreso que llevan en cada logro hasta completarlos. Y, e</w:t>
       </w:r>
       <w:r>
-        <w:t xml:space="preserve">n la última pantalla, tenemos el panel de administrador, al cual se accede mediante el </w:t>
-      </w:r>
-      <w:proofErr w:type="spellStart"/>
-      <w:r>
-        <w:t>login</w:t>
-      </w:r>
-      <w:proofErr w:type="spellEnd"/>
-      <w:r>
-        <w:t xml:space="preserve"> ingresando el usuario y contraseña de administrador, estos datos se encuentran en el manual de usuarios de la aplicación. </w:t>
+        <w:t xml:space="preserve">n la última pantalla, tenemos el panel de administrador, al cual se accede mediante el login ingresando el usuario y contraseña de administrador, estos datos se encuentran en el manual de usuarios de la aplicación. </w:t>
       </w:r>
     </w:p>
     <w:p>
@@ -9257,93 +9244,6 @@
           </w:p>
         </w:tc>
       </w:tr>
-    </w:tbl>
-    <w:p/>
-    <w:p/>
-    <w:p/>
-    <w:p/>
-    <w:p/>
-    <w:p/>
-    <w:p>
-      <w:pPr>
-        <w:pStyle w:val="Tesis"/>
-        <w:spacing w:line="240" w:lineRule="auto"/>
-        <w:ind w:firstLine="0"/>
-        <w:jc w:val="center"/>
-        <w:rPr>
-          <w:b/>
-          <w:bCs/>
-        </w:rPr>
-      </w:pPr>
-      <w:r>
-        <w:rPr>
-          <w:b/>
-          <w:bCs/>
-        </w:rPr>
-        <w:lastRenderedPageBreak/>
-        <w:t>C</w:t>
-      </w:r>
-      <w:r>
-        <w:rPr>
-          <w:b/>
-          <w:bCs/>
-        </w:rPr>
-        <w:t>uadro</w:t>
-      </w:r>
-      <w:r>
-        <w:rPr>
-          <w:b/>
-          <w:bCs/>
-        </w:rPr>
-        <w:t xml:space="preserve"> 4</w:t>
-      </w:r>
-    </w:p>
-    <w:p>
-      <w:pPr>
-        <w:pStyle w:val="Tesis"/>
-        <w:spacing w:line="240" w:lineRule="auto"/>
-        <w:ind w:firstLine="0"/>
-        <w:jc w:val="center"/>
-        <w:rPr>
-          <w:b/>
-          <w:bCs/>
-        </w:rPr>
-      </w:pPr>
-      <w:r>
-        <w:rPr>
-          <w:b/>
-          <w:bCs/>
-        </w:rPr>
-        <w:t>(</w:t>
-      </w:r>
-      <w:proofErr w:type="spellStart"/>
-      <w:r>
-        <w:rPr>
-          <w:b/>
-          <w:bCs/>
-        </w:rPr>
-        <w:t>Cont</w:t>
-      </w:r>
-      <w:proofErr w:type="spellEnd"/>
-      <w:r>
-        <w:rPr>
-          <w:b/>
-          <w:bCs/>
-        </w:rPr>
-        <w:t>…)</w:t>
-      </w:r>
-    </w:p>
-    <w:tbl>
-      <w:tblPr>
-        <w:tblStyle w:val="Tablaconcuadrcula"/>
-        <w:tblW w:w="0" w:type="auto"/>
-        <w:tblLook w:val="04A0" w:firstRow="1" w:lastRow="0" w:firstColumn="1" w:lastColumn="0" w:noHBand="0" w:noVBand="1"/>
-      </w:tblPr>
-      <w:tblGrid>
-        <w:gridCol w:w="2753"/>
-        <w:gridCol w:w="2754"/>
-        <w:gridCol w:w="2754"/>
-      </w:tblGrid>
       <w:tr>
         <w:tc>
           <w:tcPr>
@@ -9394,6 +9294,85 @@
           </w:p>
         </w:tc>
       </w:tr>
+    </w:tbl>
+    <w:p>
+      <w:pPr>
+        <w:pStyle w:val="Tesis"/>
+        <w:spacing w:line="240" w:lineRule="auto"/>
+        <w:ind w:firstLine="0"/>
+        <w:rPr>
+          <w:b/>
+          <w:bCs/>
+        </w:rPr>
+      </w:pPr>
+    </w:p>
+    <w:p>
+      <w:pPr>
+        <w:pStyle w:val="Tesis"/>
+        <w:spacing w:line="240" w:lineRule="auto"/>
+        <w:ind w:firstLine="0"/>
+        <w:jc w:val="center"/>
+        <w:rPr>
+          <w:b/>
+          <w:bCs/>
+        </w:rPr>
+      </w:pPr>
+    </w:p>
+    <w:p>
+      <w:pPr>
+        <w:pStyle w:val="Tesis"/>
+        <w:spacing w:line="240" w:lineRule="auto"/>
+        <w:ind w:firstLine="0"/>
+        <w:jc w:val="center"/>
+        <w:rPr>
+          <w:b/>
+          <w:bCs/>
+        </w:rPr>
+      </w:pPr>
+    </w:p>
+    <w:p>
+      <w:pPr>
+        <w:pStyle w:val="Tesis"/>
+        <w:spacing w:line="240" w:lineRule="auto"/>
+        <w:ind w:firstLine="0"/>
+        <w:jc w:val="center"/>
+        <w:rPr>
+          <w:b/>
+          <w:bCs/>
+        </w:rPr>
+      </w:pPr>
+      <w:r>
+        <w:rPr>
+          <w:b/>
+          <w:bCs/>
+        </w:rPr>
+        <w:lastRenderedPageBreak/>
+        <w:t>Cuadro 4</w:t>
+      </w:r>
+    </w:p>
+    <w:p>
+      <w:pPr>
+        <w:jc w:val="center"/>
+      </w:pPr>
+      <w:r>
+        <w:rPr>
+          <w:b/>
+          <w:bCs/>
+        </w:rPr>
+        <w:t>(Cont…)</w:t>
+      </w:r>
+    </w:p>
+    <w:tbl>
+      <w:tblPr>
+        <w:tblStyle w:val="Tablaconcuadrcula"/>
+        <w:tblW w:w="0" w:type="auto"/>
+        <w:tblLook w:val="04A0" w:firstRow="1" w:lastRow="0" w:firstColumn="1" w:lastColumn="0" w:noHBand="0" w:noVBand="1"/>
+      </w:tblPr>
+      <w:tblGrid>
+        <w:gridCol w:w="2753"/>
+        <w:gridCol w:w="2754"/>
+        <w:gridCol w:w="2754"/>
+      </w:tblGrid>
       <w:tr>
         <w:tc>
           <w:tcPr>
@@ -9580,6 +9559,906 @@
         <w:pStyle w:val="Tesis"/>
         <w:spacing w:line="240" w:lineRule="auto"/>
         <w:ind w:firstLine="0"/>
+        <w:rPr>
+          <w:b/>
+          <w:bCs/>
+        </w:rPr>
+      </w:pPr>
+    </w:p>
+    <w:p>
+      <w:pPr>
+        <w:pStyle w:val="Tesis"/>
+      </w:pPr>
+      <w:r>
+        <w:t xml:space="preserve">De igual manera, se realizaron estimaciones de costos en función de todos los elementos, incluyendo el equipo que se utilizó para la programación de la aplicación, los servicios que se necesitaron durante todo el tiempo que llevo el desarrollo del proyecto, y el salario estimado para los </w:t>
+      </w:r>
+      <w:r>
+        <w:t xml:space="preserve">programadores </w:t>
+      </w:r>
+      <w:r>
+        <w:t>por los 3 meses de desarrollo</w:t>
+      </w:r>
+      <w:r>
+        <w:t xml:space="preserve"> del software</w:t>
+      </w:r>
+      <w:r>
+        <w:t>.</w:t>
+      </w:r>
+    </w:p>
+    <w:p>
+      <w:pPr>
+        <w:pStyle w:val="Tesis"/>
+        <w:spacing w:line="240" w:lineRule="auto"/>
+        <w:ind w:firstLine="0"/>
+      </w:pPr>
+    </w:p>
+    <w:p>
+      <w:pPr>
+        <w:widowControl/>
+        <w:overflowPunct/>
+        <w:adjustRightInd/>
+        <w:jc w:val="center"/>
+        <w:rPr>
+          <w:rFonts w:eastAsia="Aptos"/>
+          <w:b/>
+          <w:bCs/>
+          <w:kern w:val="2"/>
+          <w:lang w:val="es-MX" w:eastAsia="en-US"/>
+          <w14:ligatures w14:val="standardContextual"/>
+        </w:rPr>
+      </w:pPr>
+      <w:r>
+        <w:rPr>
+          <w:rFonts w:eastAsia="Aptos"/>
+          <w:b/>
+          <w:bCs/>
+          <w:kern w:val="2"/>
+          <w:lang w:val="es-MX" w:eastAsia="en-US"/>
+          <w14:ligatures w14:val="standardContextual"/>
+        </w:rPr>
+        <w:t xml:space="preserve">Cuadro </w:t>
+      </w:r>
+      <w:r>
+        <w:rPr>
+          <w:rFonts w:eastAsia="Aptos"/>
+          <w:b/>
+          <w:bCs/>
+          <w:kern w:val="2"/>
+          <w:lang w:val="es-MX" w:eastAsia="en-US"/>
+          <w14:ligatures w14:val="standardContextual"/>
+        </w:rPr>
+        <w:t>5</w:t>
+      </w:r>
+    </w:p>
+    <w:p>
+      <w:pPr>
+        <w:pStyle w:val="Tesis"/>
+        <w:spacing w:line="240" w:lineRule="auto"/>
+        <w:ind w:firstLine="0"/>
+        <w:jc w:val="center"/>
+      </w:pPr>
+      <w:r>
+        <w:rPr>
+          <w:rFonts w:eastAsia="Aptos"/>
+          <w:b/>
+          <w:bCs/>
+          <w:kern w:val="2"/>
+          <w:lang w:val="es-MX"/>
+          <w14:ligatures w14:val="standardContextual"/>
+        </w:rPr>
+        <w:t xml:space="preserve">Cuadro de </w:t>
+      </w:r>
+      <w:r>
+        <w:rPr>
+          <w:rFonts w:eastAsia="Aptos"/>
+          <w:b/>
+          <w:bCs/>
+          <w:kern w:val="2"/>
+          <w:lang w:val="es-MX"/>
+          <w14:ligatures w14:val="standardContextual"/>
+        </w:rPr>
+        <w:t>Costos</w:t>
+      </w:r>
+    </w:p>
+    <w:tbl>
+      <w:tblPr>
+        <w:tblStyle w:val="Tablaconcuadrcula"/>
+        <w:tblW w:w="0" w:type="auto"/>
+        <w:jc w:val="center"/>
+        <w:tblLook w:val="04A0" w:firstRow="1" w:lastRow="0" w:firstColumn="1" w:lastColumn="0" w:noHBand="0" w:noVBand="1"/>
+      </w:tblPr>
+      <w:tblGrid>
+        <w:gridCol w:w="1968"/>
+        <w:gridCol w:w="1871"/>
+        <w:gridCol w:w="2111"/>
+        <w:gridCol w:w="2311"/>
+      </w:tblGrid>
+      <w:tr>
+        <w:trPr>
+          <w:jc w:val="center"/>
+        </w:trPr>
+        <w:tc>
+          <w:tcPr>
+            <w:tcW w:w="1968" w:type="dxa"/>
+          </w:tcPr>
+          <w:p>
+            <w:pPr>
+              <w:jc w:val="center"/>
+              <w:rPr>
+                <w:b/>
+                <w:bCs/>
+                <w:lang w:val="es-MX"/>
+              </w:rPr>
+            </w:pPr>
+            <w:r>
+              <w:rPr>
+                <w:b/>
+                <w:bCs/>
+                <w:lang w:val="es-MX"/>
+              </w:rPr>
+              <w:t>Costo</w:t>
+            </w:r>
+          </w:p>
+        </w:tc>
+        <w:tc>
+          <w:tcPr>
+            <w:tcW w:w="1871" w:type="dxa"/>
+          </w:tcPr>
+          <w:p>
+            <w:pPr>
+              <w:jc w:val="center"/>
+              <w:rPr>
+                <w:b/>
+                <w:bCs/>
+                <w:lang w:val="es-MX"/>
+              </w:rPr>
+            </w:pPr>
+            <w:r>
+              <w:rPr>
+                <w:b/>
+                <w:bCs/>
+                <w:lang w:val="es-MX"/>
+              </w:rPr>
+              <w:t>Descripción</w:t>
+            </w:r>
+          </w:p>
+        </w:tc>
+        <w:tc>
+          <w:tcPr>
+            <w:tcW w:w="2111" w:type="dxa"/>
+          </w:tcPr>
+          <w:p>
+            <w:pPr>
+              <w:jc w:val="center"/>
+              <w:rPr>
+                <w:b/>
+                <w:bCs/>
+                <w:lang w:val="es-MX"/>
+              </w:rPr>
+            </w:pPr>
+            <w:r>
+              <w:rPr>
+                <w:b/>
+                <w:bCs/>
+                <w:lang w:val="es-MX"/>
+              </w:rPr>
+              <w:t>Cantidad</w:t>
+            </w:r>
+          </w:p>
+        </w:tc>
+        <w:tc>
+          <w:tcPr>
+            <w:tcW w:w="2311" w:type="dxa"/>
+          </w:tcPr>
+          <w:p>
+            <w:pPr>
+              <w:jc w:val="center"/>
+              <w:rPr>
+                <w:b/>
+                <w:bCs/>
+                <w:lang w:val="es-MX"/>
+              </w:rPr>
+            </w:pPr>
+            <w:proofErr w:type="spellStart"/>
+            <w:r>
+              <w:rPr>
+                <w:b/>
+                <w:bCs/>
+                <w:lang w:val="es-MX"/>
+              </w:rPr>
+              <w:t>Costo_Equipo</w:t>
+            </w:r>
+            <w:proofErr w:type="spellEnd"/>
+          </w:p>
+        </w:tc>
+      </w:tr>
+      <w:tr>
+        <w:trPr>
+          <w:jc w:val="center"/>
+        </w:trPr>
+        <w:tc>
+          <w:tcPr>
+            <w:tcW w:w="1968" w:type="dxa"/>
+            <w:vMerge w:val="restart"/>
+            <w:vAlign w:val="center"/>
+          </w:tcPr>
+          <w:p>
+            <w:pPr>
+              <w:jc w:val="center"/>
+              <w:rPr>
+                <w:lang w:val="es-MX"/>
+              </w:rPr>
+            </w:pPr>
+            <w:r>
+              <w:rPr>
+                <w:lang w:val="es-MX"/>
+              </w:rPr>
+              <w:t>Equipos</w:t>
+            </w:r>
+          </w:p>
+        </w:tc>
+        <w:tc>
+          <w:tcPr>
+            <w:tcW w:w="1871" w:type="dxa"/>
+          </w:tcPr>
+          <w:p>
+            <w:pPr>
+              <w:rPr>
+                <w:lang w:val="es-MX"/>
+              </w:rPr>
+            </w:pPr>
+            <w:r>
+              <w:rPr>
+                <w:lang w:val="es-MX"/>
+              </w:rPr>
+              <w:t>Computadora</w:t>
+            </w:r>
+          </w:p>
+        </w:tc>
+        <w:tc>
+          <w:tcPr>
+            <w:tcW w:w="2111" w:type="dxa"/>
+          </w:tcPr>
+          <w:p>
+            <w:pPr>
+              <w:jc w:val="center"/>
+              <w:rPr>
+                <w:lang w:val="es-MX"/>
+              </w:rPr>
+            </w:pPr>
+            <w:r>
+              <w:rPr>
+                <w:lang w:val="es-MX"/>
+              </w:rPr>
+              <w:t>2</w:t>
+            </w:r>
+          </w:p>
+        </w:tc>
+        <w:tc>
+          <w:tcPr>
+            <w:tcW w:w="2311" w:type="dxa"/>
+          </w:tcPr>
+          <w:p>
+            <w:pPr>
+              <w:jc w:val="center"/>
+              <w:rPr>
+                <w:lang w:val="es-MX"/>
+              </w:rPr>
+            </w:pPr>
+            <w:r>
+              <w:rPr>
+                <w:lang w:val="es-MX"/>
+              </w:rPr>
+              <w:t>440$</w:t>
+            </w:r>
+          </w:p>
+        </w:tc>
+      </w:tr>
+      <w:tr>
+        <w:trPr>
+          <w:jc w:val="center"/>
+        </w:trPr>
+        <w:tc>
+          <w:tcPr>
+            <w:tcW w:w="1968" w:type="dxa"/>
+            <w:vMerge/>
+          </w:tcPr>
+          <w:p>
+            <w:pPr>
+              <w:rPr>
+                <w:lang w:val="es-MX"/>
+              </w:rPr>
+            </w:pPr>
+          </w:p>
+        </w:tc>
+        <w:tc>
+          <w:tcPr>
+            <w:tcW w:w="1871" w:type="dxa"/>
+          </w:tcPr>
+          <w:p>
+            <w:pPr>
+              <w:rPr>
+                <w:lang w:val="es-MX"/>
+              </w:rPr>
+            </w:pPr>
+            <w:r>
+              <w:rPr>
+                <w:lang w:val="es-MX"/>
+              </w:rPr>
+              <w:t>Laptop</w:t>
+            </w:r>
+          </w:p>
+        </w:tc>
+        <w:tc>
+          <w:tcPr>
+            <w:tcW w:w="2111" w:type="dxa"/>
+          </w:tcPr>
+          <w:p>
+            <w:pPr>
+              <w:jc w:val="center"/>
+              <w:rPr>
+                <w:lang w:val="es-MX"/>
+              </w:rPr>
+            </w:pPr>
+            <w:r>
+              <w:rPr>
+                <w:lang w:val="es-MX"/>
+              </w:rPr>
+              <w:t>1</w:t>
+            </w:r>
+          </w:p>
+        </w:tc>
+        <w:tc>
+          <w:tcPr>
+            <w:tcW w:w="2311" w:type="dxa"/>
+          </w:tcPr>
+          <w:p>
+            <w:pPr>
+              <w:jc w:val="center"/>
+              <w:rPr>
+                <w:lang w:val="es-MX"/>
+              </w:rPr>
+            </w:pPr>
+            <w:r>
+              <w:rPr>
+                <w:lang w:val="es-MX"/>
+              </w:rPr>
+              <w:t>300$</w:t>
+            </w:r>
+          </w:p>
+        </w:tc>
+      </w:tr>
+      <w:tr>
+        <w:trPr>
+          <w:jc w:val="center"/>
+        </w:trPr>
+        <w:tc>
+          <w:tcPr>
+            <w:tcW w:w="1968" w:type="dxa"/>
+          </w:tcPr>
+          <w:p>
+            <w:pPr>
+              <w:jc w:val="center"/>
+              <w:rPr>
+                <w:b/>
+                <w:bCs/>
+                <w:lang w:val="es-MX"/>
+              </w:rPr>
+            </w:pPr>
+            <w:r>
+              <w:rPr>
+                <w:b/>
+                <w:bCs/>
+                <w:lang w:val="es-MX"/>
+              </w:rPr>
+              <w:t>Costo</w:t>
+            </w:r>
+          </w:p>
+        </w:tc>
+        <w:tc>
+          <w:tcPr>
+            <w:tcW w:w="1871" w:type="dxa"/>
+          </w:tcPr>
+          <w:p>
+            <w:pPr>
+              <w:jc w:val="center"/>
+              <w:rPr>
+                <w:b/>
+                <w:bCs/>
+                <w:lang w:val="es-MX"/>
+              </w:rPr>
+            </w:pPr>
+            <w:r>
+              <w:rPr>
+                <w:b/>
+                <w:bCs/>
+                <w:lang w:val="es-MX"/>
+              </w:rPr>
+              <w:t>Descripción</w:t>
+            </w:r>
+          </w:p>
+        </w:tc>
+        <w:tc>
+          <w:tcPr>
+            <w:tcW w:w="2111" w:type="dxa"/>
+          </w:tcPr>
+          <w:p>
+            <w:pPr>
+              <w:jc w:val="center"/>
+              <w:rPr>
+                <w:b/>
+                <w:bCs/>
+                <w:lang w:val="es-MX"/>
+              </w:rPr>
+            </w:pPr>
+            <w:proofErr w:type="spellStart"/>
+            <w:r>
+              <w:rPr>
+                <w:b/>
+                <w:bCs/>
+                <w:lang w:val="es-MX"/>
+              </w:rPr>
+              <w:t>Costo_Mensual</w:t>
+            </w:r>
+            <w:proofErr w:type="spellEnd"/>
+          </w:p>
+        </w:tc>
+        <w:tc>
+          <w:tcPr>
+            <w:tcW w:w="2311" w:type="dxa"/>
+          </w:tcPr>
+          <w:p>
+            <w:pPr>
+              <w:jc w:val="center"/>
+              <w:rPr>
+                <w:b/>
+                <w:bCs/>
+                <w:lang w:val="es-MX"/>
+              </w:rPr>
+            </w:pPr>
+            <w:proofErr w:type="spellStart"/>
+            <w:r>
+              <w:rPr>
+                <w:b/>
+                <w:bCs/>
+                <w:lang w:val="es-MX"/>
+              </w:rPr>
+              <w:t>Costo_Trimestral</w:t>
+            </w:r>
+            <w:proofErr w:type="spellEnd"/>
+          </w:p>
+        </w:tc>
+      </w:tr>
+      <w:tr>
+        <w:trPr>
+          <w:jc w:val="center"/>
+        </w:trPr>
+        <w:tc>
+          <w:tcPr>
+            <w:tcW w:w="1968" w:type="dxa"/>
+            <w:vMerge w:val="restart"/>
+            <w:vAlign w:val="center"/>
+          </w:tcPr>
+          <w:p>
+            <w:pPr>
+              <w:jc w:val="center"/>
+              <w:rPr>
+                <w:lang w:val="es-MX"/>
+              </w:rPr>
+            </w:pPr>
+            <w:r>
+              <w:rPr>
+                <w:lang w:val="es-MX"/>
+              </w:rPr>
+              <w:t>Servicios</w:t>
+            </w:r>
+          </w:p>
+        </w:tc>
+        <w:tc>
+          <w:tcPr>
+            <w:tcW w:w="1871" w:type="dxa"/>
+          </w:tcPr>
+          <w:p>
+            <w:pPr>
+              <w:rPr>
+                <w:lang w:val="es-MX"/>
+              </w:rPr>
+            </w:pPr>
+            <w:r>
+              <w:rPr>
+                <w:lang w:val="es-MX"/>
+              </w:rPr>
+              <w:t>Servicio de fibra óptica</w:t>
+            </w:r>
+          </w:p>
+        </w:tc>
+        <w:tc>
+          <w:tcPr>
+            <w:tcW w:w="2111" w:type="dxa"/>
+          </w:tcPr>
+          <w:p>
+            <w:pPr>
+              <w:jc w:val="center"/>
+              <w:rPr>
+                <w:lang w:val="es-MX"/>
+              </w:rPr>
+            </w:pPr>
+            <w:r>
+              <w:rPr>
+                <w:lang w:val="es-MX"/>
+              </w:rPr>
+              <w:t>20$</w:t>
+            </w:r>
+          </w:p>
+        </w:tc>
+        <w:tc>
+          <w:tcPr>
+            <w:tcW w:w="2311" w:type="dxa"/>
+          </w:tcPr>
+          <w:p>
+            <w:pPr>
+              <w:jc w:val="center"/>
+              <w:rPr>
+                <w:lang w:val="es-MX"/>
+              </w:rPr>
+            </w:pPr>
+            <w:r>
+              <w:rPr>
+                <w:lang w:val="es-MX"/>
+              </w:rPr>
+              <w:t>60$</w:t>
+            </w:r>
+          </w:p>
+        </w:tc>
+      </w:tr>
+      <w:tr>
+        <w:trPr>
+          <w:jc w:val="center"/>
+        </w:trPr>
+        <w:tc>
+          <w:tcPr>
+            <w:tcW w:w="1968" w:type="dxa"/>
+            <w:vMerge/>
+          </w:tcPr>
+          <w:p>
+            <w:pPr>
+              <w:rPr>
+                <w:lang w:val="es-MX"/>
+              </w:rPr>
+            </w:pPr>
+          </w:p>
+        </w:tc>
+        <w:tc>
+          <w:tcPr>
+            <w:tcW w:w="1871" w:type="dxa"/>
+          </w:tcPr>
+          <w:p>
+            <w:pPr>
+              <w:rPr>
+                <w:lang w:val="es-MX"/>
+              </w:rPr>
+            </w:pPr>
+            <w:r>
+              <w:rPr>
+                <w:lang w:val="es-MX"/>
+              </w:rPr>
+              <w:t>Servicio de electricidad</w:t>
+            </w:r>
+          </w:p>
+        </w:tc>
+        <w:tc>
+          <w:tcPr>
+            <w:tcW w:w="2111" w:type="dxa"/>
+          </w:tcPr>
+          <w:p>
+            <w:pPr>
+              <w:jc w:val="center"/>
+              <w:rPr>
+                <w:lang w:val="es-MX"/>
+              </w:rPr>
+            </w:pPr>
+            <w:r>
+              <w:rPr>
+                <w:lang w:val="es-MX"/>
+              </w:rPr>
+              <w:t>10$</w:t>
+            </w:r>
+          </w:p>
+        </w:tc>
+        <w:tc>
+          <w:tcPr>
+            <w:tcW w:w="2311" w:type="dxa"/>
+          </w:tcPr>
+          <w:p>
+            <w:pPr>
+              <w:jc w:val="center"/>
+              <w:rPr>
+                <w:lang w:val="es-MX"/>
+              </w:rPr>
+            </w:pPr>
+            <w:r>
+              <w:rPr>
+                <w:lang w:val="es-MX"/>
+              </w:rPr>
+              <w:t>30$</w:t>
+            </w:r>
+          </w:p>
+        </w:tc>
+      </w:tr>
+      <w:tr>
+        <w:trPr>
+          <w:jc w:val="center"/>
+        </w:trPr>
+        <w:tc>
+          <w:tcPr>
+            <w:tcW w:w="1968" w:type="dxa"/>
+          </w:tcPr>
+          <w:p>
+            <w:pPr>
+              <w:jc w:val="center"/>
+              <w:rPr>
+                <w:lang w:val="es-MX"/>
+              </w:rPr>
+            </w:pPr>
+            <w:r>
+              <w:rPr>
+                <w:b/>
+                <w:bCs/>
+                <w:lang w:val="es-MX"/>
+              </w:rPr>
+              <w:t>Costo</w:t>
+            </w:r>
+          </w:p>
+        </w:tc>
+        <w:tc>
+          <w:tcPr>
+            <w:tcW w:w="1871" w:type="dxa"/>
+          </w:tcPr>
+          <w:p>
+            <w:pPr>
+              <w:jc w:val="center"/>
+              <w:rPr>
+                <w:lang w:val="es-MX"/>
+              </w:rPr>
+            </w:pPr>
+            <w:r>
+              <w:rPr>
+                <w:b/>
+                <w:bCs/>
+                <w:lang w:val="es-MX"/>
+              </w:rPr>
+              <w:t>Descripción</w:t>
+            </w:r>
+          </w:p>
+        </w:tc>
+        <w:tc>
+          <w:tcPr>
+            <w:tcW w:w="2111" w:type="dxa"/>
+          </w:tcPr>
+          <w:p>
+            <w:pPr>
+              <w:jc w:val="center"/>
+              <w:rPr>
+                <w:lang w:val="es-MX"/>
+              </w:rPr>
+            </w:pPr>
+            <w:proofErr w:type="spellStart"/>
+            <w:r>
+              <w:rPr>
+                <w:b/>
+                <w:bCs/>
+                <w:lang w:val="es-MX"/>
+              </w:rPr>
+              <w:t>Salario</w:t>
+            </w:r>
+            <w:r>
+              <w:rPr>
+                <w:b/>
+                <w:bCs/>
+                <w:lang w:val="es-MX"/>
+              </w:rPr>
+              <w:t>_Mensual</w:t>
+            </w:r>
+            <w:proofErr w:type="spellEnd"/>
+          </w:p>
+        </w:tc>
+        <w:tc>
+          <w:tcPr>
+            <w:tcW w:w="2311" w:type="dxa"/>
+          </w:tcPr>
+          <w:p>
+            <w:pPr>
+              <w:jc w:val="center"/>
+              <w:rPr>
+                <w:lang w:val="es-MX"/>
+              </w:rPr>
+            </w:pPr>
+            <w:proofErr w:type="spellStart"/>
+            <w:r>
+              <w:rPr>
+                <w:b/>
+                <w:bCs/>
+                <w:lang w:val="es-MX"/>
+              </w:rPr>
+              <w:t>Salario_Trimestral</w:t>
+            </w:r>
+            <w:proofErr w:type="spellEnd"/>
+          </w:p>
+        </w:tc>
+      </w:tr>
+      <w:tr>
+        <w:trPr>
+          <w:jc w:val="center"/>
+        </w:trPr>
+        <w:tc>
+          <w:tcPr>
+            <w:tcW w:w="1968" w:type="dxa"/>
+            <w:vAlign w:val="center"/>
+          </w:tcPr>
+          <w:p>
+            <w:pPr>
+              <w:jc w:val="center"/>
+              <w:rPr>
+                <w:lang w:val="es-MX"/>
+              </w:rPr>
+            </w:pPr>
+            <w:r>
+              <w:rPr>
+                <w:lang w:val="es-MX"/>
+              </w:rPr>
+              <w:t>Salario</w:t>
+            </w:r>
+          </w:p>
+        </w:tc>
+        <w:tc>
+          <w:tcPr>
+            <w:tcW w:w="1871" w:type="dxa"/>
+          </w:tcPr>
+          <w:p>
+            <w:pPr>
+              <w:rPr>
+                <w:lang w:val="es-MX"/>
+              </w:rPr>
+            </w:pPr>
+            <w:r>
+              <w:rPr>
+                <w:lang w:val="es-MX"/>
+              </w:rPr>
+              <w:t xml:space="preserve">Salario de </w:t>
+            </w:r>
+            <w:r>
+              <w:rPr>
+                <w:lang w:val="es-MX"/>
+              </w:rPr>
+              <w:t>3</w:t>
+            </w:r>
+            <w:r>
+              <w:rPr>
+                <w:lang w:val="es-MX"/>
+              </w:rPr>
+              <w:t xml:space="preserve"> desarrolladores</w:t>
+            </w:r>
+          </w:p>
+        </w:tc>
+        <w:tc>
+          <w:tcPr>
+            <w:tcW w:w="2111" w:type="dxa"/>
+          </w:tcPr>
+          <w:p>
+            <w:pPr>
+              <w:jc w:val="center"/>
+              <w:rPr>
+                <w:lang w:val="es-MX"/>
+              </w:rPr>
+            </w:pPr>
+            <w:r>
+              <w:rPr>
+                <w:lang w:val="es-MX"/>
+              </w:rPr>
+              <w:t>360</w:t>
+            </w:r>
+            <w:r>
+              <w:rPr>
+                <w:lang w:val="es-MX"/>
+              </w:rPr>
+              <w:t>$</w:t>
+            </w:r>
+          </w:p>
+        </w:tc>
+        <w:tc>
+          <w:tcPr>
+            <w:tcW w:w="2311" w:type="dxa"/>
+          </w:tcPr>
+          <w:p>
+            <w:pPr>
+              <w:jc w:val="center"/>
+              <w:rPr>
+                <w:lang w:val="es-MX"/>
+              </w:rPr>
+            </w:pPr>
+            <w:r>
+              <w:rPr>
+                <w:lang w:val="es-MX"/>
+              </w:rPr>
+              <w:t>1080</w:t>
+            </w:r>
+            <w:r>
+              <w:rPr>
+                <w:lang w:val="es-MX"/>
+              </w:rPr>
+              <w:t>$</w:t>
+            </w:r>
+          </w:p>
+        </w:tc>
+      </w:tr>
+      <w:tr>
+        <w:trPr>
+          <w:jc w:val="center"/>
+        </w:trPr>
+        <w:tc>
+          <w:tcPr>
+            <w:tcW w:w="5950" w:type="dxa"/>
+            <w:gridSpan w:val="3"/>
+          </w:tcPr>
+          <w:p>
+            <w:pPr>
+              <w:jc w:val="right"/>
+              <w:rPr>
+                <w:lang w:val="es-MX"/>
+              </w:rPr>
+            </w:pPr>
+            <w:proofErr w:type="spellStart"/>
+            <w:r>
+              <w:rPr>
+                <w:b/>
+                <w:bCs/>
+                <w:lang w:val="es-MX"/>
+              </w:rPr>
+              <w:t>Costo_Total</w:t>
+            </w:r>
+            <w:proofErr w:type="spellEnd"/>
+          </w:p>
+        </w:tc>
+        <w:tc>
+          <w:tcPr>
+            <w:tcW w:w="2311" w:type="dxa"/>
+          </w:tcPr>
+          <w:p>
+            <w:pPr>
+              <w:jc w:val="center"/>
+              <w:rPr>
+                <w:lang w:val="es-MX"/>
+              </w:rPr>
+            </w:pPr>
+            <w:r>
+              <w:rPr>
+                <w:lang w:val="es-MX"/>
+              </w:rPr>
+              <w:t>1910$</w:t>
+            </w:r>
+          </w:p>
+        </w:tc>
+      </w:tr>
+    </w:tbl>
+    <w:p>
+      <w:pPr>
+        <w:pStyle w:val="Tesis"/>
+        <w:spacing w:line="240" w:lineRule="auto"/>
+        <w:ind w:firstLine="0"/>
+      </w:pPr>
+      <w:r>
+        <w:rPr>
+          <w:b/>
+          <w:bCs/>
+        </w:rPr>
+        <w:t>Fuente: Acurero, Araujo, Montiel (2025).</w:t>
+      </w:r>
+    </w:p>
+    <w:p>
+      <w:pPr>
+        <w:pStyle w:val="Tesis"/>
+        <w:spacing w:line="240" w:lineRule="auto"/>
+        <w:ind w:firstLine="0"/>
       </w:pPr>
     </w:p>
     <w:p>
@@ -9596,6 +10475,7 @@
           <w:b/>
           <w:bCs/>
         </w:rPr>
+        <w:lastRenderedPageBreak/>
         <w:t xml:space="preserve">1.1.5. </w:t>
       </w:r>
       <w:r>
@@ -9656,7 +10536,7 @@
 </file>
 
 <file path=word/endnotes.xml><?xml version="1.0" encoding="utf-8"?>
-<w:endnotes xmlns:wpc="http://schemas.microsoft.com/office/word/2010/wordprocessingCanvas" xmlns:cx="http://schemas.microsoft.com/office/drawing/2014/chartex" xmlns:cx1="http://schemas.microsoft.com/office/drawing/2015/9/8/chartex" xmlns:cx2="http://schemas.microsoft.com/office/drawing/2015/10/21/chartex" xmlns:cx3="http://schemas.microsoft.com/office/drawing/2016/5/9/chartex" xmlns:cx4="http://schemas.microsoft.com/office/drawing/2016/5/10/chartex" xmlns:cx5="http://schemas.microsoft.com/office/drawing/2016/5/11/chartex" xmlns:cx6="http://schemas.microsoft.com/office/drawing/2016/5/12/chartex" xmlns:cx7="http://schemas.microsoft.com/office/drawing/2016/5/13/chartex" xmlns:cx8="http://schemas.microsoft.com/office/drawing/2016/5/14/chartex" xmlns:mc="http://schemas.openxmlformats.org/markup-compatibility/2006" xmlns:aink="http://schemas.microsoft.com/office/drawing/2016/ink" xmlns:am3d="http://schemas.microsoft.com/office/drawing/2017/model3d" xmlns:o="urn:schemas-microsoft-com:office:office" xmlns:oel="http://schemas.microsoft.com/office/2019/extlst" xmlns:r="http://schemas.openxmlformats.org/officeDocument/2006/relationships" xmlns:m="http://schemas.openxmlformats.org/officeDocument/2006/math" xmlns:v="urn:schemas-microsoft-com:vml" xmlns:wp14="http://schemas.microsoft.com/office/word/2010/wordprocessingDrawing" xmlns:wp="http://schemas.openxmlformats.org/drawingml/2006/wordprocessingDrawing" xmlns:w10="urn:schemas-microsoft-com:office:word" xmlns:w="http://schemas.openxmlformats.org/wordprocessingml/2006/main" xmlns:w14="http://schemas.microsoft.com/office/word/2010/wordml" xmlns:w15="http://schemas.microsoft.com/office/word/2012/wordml" xmlns:w16cex="http://schemas.microsoft.com/office/word/2018/wordml/cex" xmlns:w16cid="http://schemas.microsoft.com/office/word/2016/wordml/cid" xmlns:w16="http://schemas.microsoft.com/office/word/2018/wordml" xmlns:w16du="http://schemas.microsoft.com/office/word/2023/wordml/word16du" xmlns:w16sdtdh="http://schemas.microsoft.com/office/word/2020/wordml/sdtdatahash" xmlns:w16sdtfl="http://schemas.microsoft.com/office/word/2024/wordml/sdtformatlock" xmlns:w16se="http://schemas.microsoft.com/office/word/2015/wordml/symex" xmlns:wpg="http://schemas.microsoft.com/office/word/2010/wordprocessingGroup" xmlns:wpi="http://schemas.microsoft.com/office/word/2010/wordprocessingInk" xmlns:wne="http://schemas.microsoft.com/office/word/2006/wordml" xmlns:wps="http://schemas.microsoft.com/office/word/2010/wordprocessingShape" mc:Ignorable="w14 w15 w16se w16cid w16 w16cex w16sdtdh w16sdtfl w16du wp14">
+<w:endnotes xmlns:wpc="http://schemas.microsoft.com/office/word/2010/wordprocessingCanvas" xmlns:cx="http://schemas.microsoft.com/office/drawing/2014/chartex" xmlns:cx1="http://schemas.microsoft.com/office/drawing/2015/9/8/chartex" xmlns:cx2="http://schemas.microsoft.com/office/drawing/2015/10/21/chartex" xmlns:cx3="http://schemas.microsoft.com/office/drawing/2016/5/9/chartex" xmlns:cx4="http://schemas.microsoft.com/office/drawing/2016/5/10/chartex" xmlns:cx5="http://schemas.microsoft.com/office/drawing/2016/5/11/chartex" xmlns:cx6="http://schemas.microsoft.com/office/drawing/2016/5/12/chartex" xmlns:cx7="http://schemas.microsoft.com/office/drawing/2016/5/13/chartex" xmlns:cx8="http://schemas.microsoft.com/office/drawing/2016/5/14/chartex" xmlns:mc="http://schemas.openxmlformats.org/markup-compatibility/2006" xmlns:aink="http://schemas.microsoft.com/office/drawing/2016/ink" xmlns:am3d="http://schemas.microsoft.com/office/drawing/2017/model3d" xmlns:o="urn:schemas-microsoft-com:office:office" xmlns:oel="http://schemas.microsoft.com/office/2019/extlst" xmlns:r="http://schemas.openxmlformats.org/officeDocument/2006/relationships" xmlns:m="http://schemas.openxmlformats.org/officeDocument/2006/math" xmlns:v="urn:schemas-microsoft-com:vml" xmlns:wp14="http://schemas.microsoft.com/office/word/2010/wordprocessingDrawing" xmlns:wp="http://schemas.openxmlformats.org/drawingml/2006/wordprocessingDrawing" xmlns:w10="urn:schemas-microsoft-com:office:word" xmlns:w="http://schemas.openxmlformats.org/wordprocessingml/2006/main" xmlns:w14="http://schemas.microsoft.com/office/word/2010/wordml" xmlns:w15="http://schemas.microsoft.com/office/word/2012/wordml" xmlns:w16cei="http://schemas.microsoft.com/office/word/2026/wordml/cei" xmlns:w16cex="http://schemas.microsoft.com/office/word/2018/wordml/cex" xmlns:w16cid="http://schemas.microsoft.com/office/word/2016/wordml/cid" xmlns:w16="http://schemas.microsoft.com/office/word/2018/wordml" xmlns:w16du="http://schemas.microsoft.com/office/word/2023/wordml/word16du" xmlns:w16sdtdh="http://schemas.microsoft.com/office/word/2020/wordml/sdtdatahash" xmlns:w16sdtfl="http://schemas.microsoft.com/office/word/2024/wordml/sdtformatlock" xmlns:w16se="http://schemas.microsoft.com/office/word/2015/wordml/symex" xmlns:wpg="http://schemas.microsoft.com/office/word/2010/wordprocessingGroup" xmlns:wpi="http://schemas.microsoft.com/office/word/2010/wordprocessingInk" xmlns:wne="http://schemas.microsoft.com/office/word/2006/wordml" xmlns:wps="http://schemas.microsoft.com/office/word/2010/wordprocessingShape" mc:Ignorable="w14 w15 w16se w16cid w16 w16cex w16sdtdh w16sdtfl w16du wp14">
   <w:endnote w:type="separator" w:id="-1">
     <w:p>
       <w:r>
@@ -9675,7 +10555,7 @@
 </file>
 
 <file path=word/footer1.xml><?xml version="1.0" encoding="utf-8"?>
-<w:ftr xmlns:wpc="http://schemas.microsoft.com/office/word/2010/wordprocessingCanvas" xmlns:cx="http://schemas.microsoft.com/office/drawing/2014/chartex" xmlns:cx1="http://schemas.microsoft.com/office/drawing/2015/9/8/chartex" xmlns:cx2="http://schemas.microsoft.com/office/drawing/2015/10/21/chartex" xmlns:cx3="http://schemas.microsoft.com/office/drawing/2016/5/9/chartex" xmlns:cx4="http://schemas.microsoft.com/office/drawing/2016/5/10/chartex" xmlns:cx5="http://schemas.microsoft.com/office/drawing/2016/5/11/chartex" xmlns:cx6="http://schemas.microsoft.com/office/drawing/2016/5/12/chartex" xmlns:cx7="http://schemas.microsoft.com/office/drawing/2016/5/13/chartex" xmlns:cx8="http://schemas.microsoft.com/office/drawing/2016/5/14/chartex" xmlns:mc="http://schemas.openxmlformats.org/markup-compatibility/2006" xmlns:aink="http://schemas.microsoft.com/office/drawing/2016/ink" xmlns:am3d="http://schemas.microsoft.com/office/drawing/2017/model3d" xmlns:o="urn:schemas-microsoft-com:office:office" xmlns:oel="http://schemas.microsoft.com/office/2019/extlst" xmlns:r="http://schemas.openxmlformats.org/officeDocument/2006/relationships" xmlns:m="http://schemas.openxmlformats.org/officeDocument/2006/math" xmlns:v="urn:schemas-microsoft-com:vml" xmlns:wp14="http://schemas.microsoft.com/office/word/2010/wordprocessingDrawing" xmlns:wp="http://schemas.openxmlformats.org/drawingml/2006/wordprocessingDrawing" xmlns:w10="urn:schemas-microsoft-com:office:word" xmlns:w="http://schemas.openxmlformats.org/wordprocessingml/2006/main" xmlns:w14="http://schemas.microsoft.com/office/word/2010/wordml" xmlns:w15="http://schemas.microsoft.com/office/word/2012/wordml" xmlns:w16cex="http://schemas.microsoft.com/office/word/2018/wordml/cex" xmlns:w16cid="http://schemas.microsoft.com/office/word/2016/wordml/cid" xmlns:w16="http://schemas.microsoft.com/office/word/2018/wordml" xmlns:w16du="http://schemas.microsoft.com/office/word/2023/wordml/word16du" xmlns:w16sdtdh="http://schemas.microsoft.com/office/word/2020/wordml/sdtdatahash" xmlns:w16sdtfl="http://schemas.microsoft.com/office/word/2024/wordml/sdtformatlock" xmlns:w16se="http://schemas.microsoft.com/office/word/2015/wordml/symex" xmlns:wpg="http://schemas.microsoft.com/office/word/2010/wordprocessingGroup" xmlns:wpi="http://schemas.microsoft.com/office/word/2010/wordprocessingInk" xmlns:wne="http://schemas.microsoft.com/office/word/2006/wordml" xmlns:wps="http://schemas.microsoft.com/office/word/2010/wordprocessingShape" mc:Ignorable="w14 w15 w16se w16cid w16 w16cex w16sdtdh w16sdtfl w16du wp14">
+<w:ftr xmlns:wpc="http://schemas.microsoft.com/office/word/2010/wordprocessingCanvas" xmlns:cx="http://schemas.microsoft.com/office/drawing/2014/chartex" xmlns:cx1="http://schemas.microsoft.com/office/drawing/2015/9/8/chartex" xmlns:cx2="http://schemas.microsoft.com/office/drawing/2015/10/21/chartex" xmlns:cx3="http://schemas.microsoft.com/office/drawing/2016/5/9/chartex" xmlns:cx4="http://schemas.microsoft.com/office/drawing/2016/5/10/chartex" xmlns:cx5="http://schemas.microsoft.com/office/drawing/2016/5/11/chartex" xmlns:cx6="http://schemas.microsoft.com/office/drawing/2016/5/12/chartex" xmlns:cx7="http://schemas.microsoft.com/office/drawing/2016/5/13/chartex" xmlns:cx8="http://schemas.microsoft.com/office/drawing/2016/5/14/chartex" xmlns:mc="http://schemas.openxmlformats.org/markup-compatibility/2006" xmlns:aink="http://schemas.microsoft.com/office/drawing/2016/ink" xmlns:am3d="http://schemas.microsoft.com/office/drawing/2017/model3d" xmlns:o="urn:schemas-microsoft-com:office:office" xmlns:oel="http://schemas.microsoft.com/office/2019/extlst" xmlns:r="http://schemas.openxmlformats.org/officeDocument/2006/relationships" xmlns:m="http://schemas.openxmlformats.org/officeDocument/2006/math" xmlns:v="urn:schemas-microsoft-com:vml" xmlns:wp14="http://schemas.microsoft.com/office/word/2010/wordprocessingDrawing" xmlns:wp="http://schemas.openxmlformats.org/drawingml/2006/wordprocessingDrawing" xmlns:w10="urn:schemas-microsoft-com:office:word" xmlns:w="http://schemas.openxmlformats.org/wordprocessingml/2006/main" xmlns:w14="http://schemas.microsoft.com/office/word/2010/wordml" xmlns:w15="http://schemas.microsoft.com/office/word/2012/wordml" xmlns:w16cei="http://schemas.microsoft.com/office/word/2026/wordml/cei" xmlns:w16cex="http://schemas.microsoft.com/office/word/2018/wordml/cex" xmlns:w16cid="http://schemas.microsoft.com/office/word/2016/wordml/cid" xmlns:w16="http://schemas.microsoft.com/office/word/2018/wordml" xmlns:w16du="http://schemas.microsoft.com/office/word/2023/wordml/word16du" xmlns:w16sdtdh="http://schemas.microsoft.com/office/word/2020/wordml/sdtdatahash" xmlns:w16sdtfl="http://schemas.microsoft.com/office/word/2024/wordml/sdtformatlock" xmlns:w16se="http://schemas.microsoft.com/office/word/2015/wordml/symex" xmlns:wpg="http://schemas.microsoft.com/office/word/2010/wordprocessingGroup" xmlns:wpi="http://schemas.microsoft.com/office/word/2010/wordprocessingInk" xmlns:wne="http://schemas.microsoft.com/office/word/2006/wordml" xmlns:wps="http://schemas.microsoft.com/office/word/2010/wordprocessingShape" mc:Ignorable="w14 w15 w16se w16cid w16 w16cex w16sdtdh w16sdtfl w16du wp14">
   <w:p>
     <w:pPr>
       <w:pStyle w:val="Piedepgina"/>
@@ -9694,7 +10574,7 @@
 </file>
 
 <file path=word/footer2.xml><?xml version="1.0" encoding="utf-8"?>
-<w:ftr xmlns:wpc="http://schemas.microsoft.com/office/word/2010/wordprocessingCanvas" xmlns:cx="http://schemas.microsoft.com/office/drawing/2014/chartex" xmlns:cx1="http://schemas.microsoft.com/office/drawing/2015/9/8/chartex" xmlns:cx2="http://schemas.microsoft.com/office/drawing/2015/10/21/chartex" xmlns:cx3="http://schemas.microsoft.com/office/drawing/2016/5/9/chartex" xmlns:cx4="http://schemas.microsoft.com/office/drawing/2016/5/10/chartex" xmlns:cx5="http://schemas.microsoft.com/office/drawing/2016/5/11/chartex" xmlns:cx6="http://schemas.microsoft.com/office/drawing/2016/5/12/chartex" xmlns:cx7="http://schemas.microsoft.com/office/drawing/2016/5/13/chartex" xmlns:cx8="http://schemas.microsoft.com/office/drawing/2016/5/14/chartex" xmlns:mc="http://schemas.openxmlformats.org/markup-compatibility/2006" xmlns:aink="http://schemas.microsoft.com/office/drawing/2016/ink" xmlns:am3d="http://schemas.microsoft.com/office/drawing/2017/model3d" xmlns:o="urn:schemas-microsoft-com:office:office" xmlns:oel="http://schemas.microsoft.com/office/2019/extlst" xmlns:r="http://schemas.openxmlformats.org/officeDocument/2006/relationships" xmlns:m="http://schemas.openxmlformats.org/officeDocument/2006/math" xmlns:v="urn:schemas-microsoft-com:vml" xmlns:wp14="http://schemas.microsoft.com/office/word/2010/wordprocessingDrawing" xmlns:wp="http://schemas.openxmlformats.org/drawingml/2006/wordprocessingDrawing" xmlns:w10="urn:schemas-microsoft-com:office:word" xmlns:w="http://schemas.openxmlformats.org/wordprocessingml/2006/main" xmlns:w14="http://schemas.microsoft.com/office/word/2010/wordml" xmlns:w15="http://schemas.microsoft.com/office/word/2012/wordml" xmlns:w16cex="http://schemas.microsoft.com/office/word/2018/wordml/cex" xmlns:w16cid="http://schemas.microsoft.com/office/word/2016/wordml/cid" xmlns:w16="http://schemas.microsoft.com/office/word/2018/wordml" xmlns:w16du="http://schemas.microsoft.com/office/word/2023/wordml/word16du" xmlns:w16sdtdh="http://schemas.microsoft.com/office/word/2020/wordml/sdtdatahash" xmlns:w16sdtfl="http://schemas.microsoft.com/office/word/2024/wordml/sdtformatlock" xmlns:w16se="http://schemas.microsoft.com/office/word/2015/wordml/symex" xmlns:wpg="http://schemas.microsoft.com/office/word/2010/wordprocessingGroup" xmlns:wpi="http://schemas.microsoft.com/office/word/2010/wordprocessingInk" xmlns:wne="http://schemas.microsoft.com/office/word/2006/wordml" xmlns:wps="http://schemas.microsoft.com/office/word/2010/wordprocessingShape" mc:Ignorable="w14 w15 w16se w16cid w16 w16cex w16sdtdh w16sdtfl w16du wp14">
+<w:ftr xmlns:wpc="http://schemas.microsoft.com/office/word/2010/wordprocessingCanvas" xmlns:cx="http://schemas.microsoft.com/office/drawing/2014/chartex" xmlns:cx1="http://schemas.microsoft.com/office/drawing/2015/9/8/chartex" xmlns:cx2="http://schemas.microsoft.com/office/drawing/2015/10/21/chartex" xmlns:cx3="http://schemas.microsoft.com/office/drawing/2016/5/9/chartex" xmlns:cx4="http://schemas.microsoft.com/office/drawing/2016/5/10/chartex" xmlns:cx5="http://schemas.microsoft.com/office/drawing/2016/5/11/chartex" xmlns:cx6="http://schemas.microsoft.com/office/drawing/2016/5/12/chartex" xmlns:cx7="http://schemas.microsoft.com/office/drawing/2016/5/13/chartex" xmlns:cx8="http://schemas.microsoft.com/office/drawing/2016/5/14/chartex" xmlns:mc="http://schemas.openxmlformats.org/markup-compatibility/2006" xmlns:aink="http://schemas.microsoft.com/office/drawing/2016/ink" xmlns:am3d="http://schemas.microsoft.com/office/drawing/2017/model3d" xmlns:o="urn:schemas-microsoft-com:office:office" xmlns:oel="http://schemas.microsoft.com/office/2019/extlst" xmlns:r="http://schemas.openxmlformats.org/officeDocument/2006/relationships" xmlns:m="http://schemas.openxmlformats.org/officeDocument/2006/math" xmlns:v="urn:schemas-microsoft-com:vml" xmlns:wp14="http://schemas.microsoft.com/office/word/2010/wordprocessingDrawing" xmlns:wp="http://schemas.openxmlformats.org/drawingml/2006/wordprocessingDrawing" xmlns:w10="urn:schemas-microsoft-com:office:word" xmlns:w="http://schemas.openxmlformats.org/wordprocessingml/2006/main" xmlns:w14="http://schemas.microsoft.com/office/word/2010/wordml" xmlns:w15="http://schemas.microsoft.com/office/word/2012/wordml" xmlns:w16cei="http://schemas.microsoft.com/office/word/2026/wordml/cei" xmlns:w16cex="http://schemas.microsoft.com/office/word/2018/wordml/cex" xmlns:w16cid="http://schemas.microsoft.com/office/word/2016/wordml/cid" xmlns:w16="http://schemas.microsoft.com/office/word/2018/wordml" xmlns:w16du="http://schemas.microsoft.com/office/word/2023/wordml/word16du" xmlns:w16sdtdh="http://schemas.microsoft.com/office/word/2020/wordml/sdtdatahash" xmlns:w16sdtfl="http://schemas.microsoft.com/office/word/2024/wordml/sdtformatlock" xmlns:w16se="http://schemas.microsoft.com/office/word/2015/wordml/symex" xmlns:wpg="http://schemas.microsoft.com/office/word/2010/wordprocessingGroup" xmlns:wpi="http://schemas.microsoft.com/office/word/2010/wordprocessingInk" xmlns:wne="http://schemas.microsoft.com/office/word/2006/wordml" xmlns:wps="http://schemas.microsoft.com/office/word/2010/wordprocessingShape" mc:Ignorable="w14 w15 w16se w16cid w16 w16cex w16sdtdh w16sdtfl w16du wp14">
   <w:sdt>
     <w:sdtPr>
       <w:id w:val="-877545002"/>
@@ -9742,7 +10622,7 @@
 </file>
 
 <file path=word/footer3.xml><?xml version="1.0" encoding="utf-8"?>
-<w:ftr xmlns:wpc="http://schemas.microsoft.com/office/word/2010/wordprocessingCanvas" xmlns:cx="http://schemas.microsoft.com/office/drawing/2014/chartex" xmlns:cx1="http://schemas.microsoft.com/office/drawing/2015/9/8/chartex" xmlns:cx2="http://schemas.microsoft.com/office/drawing/2015/10/21/chartex" xmlns:cx3="http://schemas.microsoft.com/office/drawing/2016/5/9/chartex" xmlns:cx4="http://schemas.microsoft.com/office/drawing/2016/5/10/chartex" xmlns:cx5="http://schemas.microsoft.com/office/drawing/2016/5/11/chartex" xmlns:cx6="http://schemas.microsoft.com/office/drawing/2016/5/12/chartex" xmlns:cx7="http://schemas.microsoft.com/office/drawing/2016/5/13/chartex" xmlns:cx8="http://schemas.microsoft.com/office/drawing/2016/5/14/chartex" xmlns:mc="http://schemas.openxmlformats.org/markup-compatibility/2006" xmlns:aink="http://schemas.microsoft.com/office/drawing/2016/ink" xmlns:am3d="http://schemas.microsoft.com/office/drawing/2017/model3d" xmlns:o="urn:schemas-microsoft-com:office:office" xmlns:oel="http://schemas.microsoft.com/office/2019/extlst" xmlns:r="http://schemas.openxmlformats.org/officeDocument/2006/relationships" xmlns:m="http://schemas.openxmlformats.org/officeDocument/2006/math" xmlns:v="urn:schemas-microsoft-com:vml" xmlns:wp14="http://schemas.microsoft.com/office/word/2010/wordprocessingDrawing" xmlns:wp="http://schemas.openxmlformats.org/drawingml/2006/wordprocessingDrawing" xmlns:w10="urn:schemas-microsoft-com:office:word" xmlns:w="http://schemas.openxmlformats.org/wordprocessingml/2006/main" xmlns:w14="http://schemas.microsoft.com/office/word/2010/wordml" xmlns:w15="http://schemas.microsoft.com/office/word/2012/wordml" xmlns:w16cex="http://schemas.microsoft.com/office/word/2018/wordml/cex" xmlns:w16cid="http://schemas.microsoft.com/office/word/2016/wordml/cid" xmlns:w16="http://schemas.microsoft.com/office/word/2018/wordml" xmlns:w16du="http://schemas.microsoft.com/office/word/2023/wordml/word16du" xmlns:w16sdtdh="http://schemas.microsoft.com/office/word/2020/wordml/sdtdatahash" xmlns:w16sdtfl="http://schemas.microsoft.com/office/word/2024/wordml/sdtformatlock" xmlns:w16se="http://schemas.microsoft.com/office/word/2015/wordml/symex" xmlns:wpg="http://schemas.microsoft.com/office/word/2010/wordprocessingGroup" xmlns:wpi="http://schemas.microsoft.com/office/word/2010/wordprocessingInk" xmlns:wne="http://schemas.microsoft.com/office/word/2006/wordml" xmlns:wps="http://schemas.microsoft.com/office/word/2010/wordprocessingShape" mc:Ignorable="w14 w15 w16se w16cid w16 w16cex w16sdtdh w16sdtfl w16du wp14">
+<w:ftr xmlns:wpc="http://schemas.microsoft.com/office/word/2010/wordprocessingCanvas" xmlns:cx="http://schemas.microsoft.com/office/drawing/2014/chartex" xmlns:cx1="http://schemas.microsoft.com/office/drawing/2015/9/8/chartex" xmlns:cx2="http://schemas.microsoft.com/office/drawing/2015/10/21/chartex" xmlns:cx3="http://schemas.microsoft.com/office/drawing/2016/5/9/chartex" xmlns:cx4="http://schemas.microsoft.com/office/drawing/2016/5/10/chartex" xmlns:cx5="http://schemas.microsoft.com/office/drawing/2016/5/11/chartex" xmlns:cx6="http://schemas.microsoft.com/office/drawing/2016/5/12/chartex" xmlns:cx7="http://schemas.microsoft.com/office/drawing/2016/5/13/chartex" xmlns:cx8="http://schemas.microsoft.com/office/drawing/2016/5/14/chartex" xmlns:mc="http://schemas.openxmlformats.org/markup-compatibility/2006" xmlns:aink="http://schemas.microsoft.com/office/drawing/2016/ink" xmlns:am3d="http://schemas.microsoft.com/office/drawing/2017/model3d" xmlns:o="urn:schemas-microsoft-com:office:office" xmlns:oel="http://schemas.microsoft.com/office/2019/extlst" xmlns:r="http://schemas.openxmlformats.org/officeDocument/2006/relationships" xmlns:m="http://schemas.openxmlformats.org/officeDocument/2006/math" xmlns:v="urn:schemas-microsoft-com:vml" xmlns:wp14="http://schemas.microsoft.com/office/word/2010/wordprocessingDrawing" xmlns:wp="http://schemas.openxmlformats.org/drawingml/2006/wordprocessingDrawing" xmlns:w10="urn:schemas-microsoft-com:office:word" xmlns:w="http://schemas.openxmlformats.org/wordprocessingml/2006/main" xmlns:w14="http://schemas.microsoft.com/office/word/2010/wordml" xmlns:w15="http://schemas.microsoft.com/office/word/2012/wordml" xmlns:w16cei="http://schemas.microsoft.com/office/word/2026/wordml/cei" xmlns:w16cex="http://schemas.microsoft.com/office/word/2018/wordml/cex" xmlns:w16cid="http://schemas.microsoft.com/office/word/2016/wordml/cid" xmlns:w16="http://schemas.microsoft.com/office/word/2018/wordml" xmlns:w16du="http://schemas.microsoft.com/office/word/2023/wordml/word16du" xmlns:w16sdtdh="http://schemas.microsoft.com/office/word/2020/wordml/sdtdatahash" xmlns:w16sdtfl="http://schemas.microsoft.com/office/word/2024/wordml/sdtformatlock" xmlns:w16se="http://schemas.microsoft.com/office/word/2015/wordml/symex" xmlns:wpg="http://schemas.microsoft.com/office/word/2010/wordprocessingGroup" xmlns:wpi="http://schemas.microsoft.com/office/word/2010/wordprocessingInk" xmlns:wne="http://schemas.microsoft.com/office/word/2006/wordml" xmlns:wps="http://schemas.microsoft.com/office/word/2010/wordprocessingShape" mc:Ignorable="w14 w15 w16se w16cid w16 w16cex w16sdtdh w16sdtfl w16du wp14">
   <w:p>
     <w:pPr>
       <w:pStyle w:val="Piedepgina"/>
@@ -9760,7 +10640,7 @@
 </file>
 
 <file path=word/footnotes.xml><?xml version="1.0" encoding="utf-8"?>
-<w:footnotes xmlns:wpc="http://schemas.microsoft.com/office/word/2010/wordprocessingCanvas" xmlns:cx="http://schemas.microsoft.com/office/drawing/2014/chartex" xmlns:cx1="http://schemas.microsoft.com/office/drawing/2015/9/8/chartex" xmlns:cx2="http://schemas.microsoft.com/office/drawing/2015/10/21/chartex" xmlns:cx3="http://schemas.microsoft.com/office/drawing/2016/5/9/chartex" xmlns:cx4="http://schemas.microsoft.com/office/drawing/2016/5/10/chartex" xmlns:cx5="http://schemas.microsoft.com/office/drawing/2016/5/11/chartex" xmlns:cx6="http://schemas.microsoft.com/office/drawing/2016/5/12/chartex" xmlns:cx7="http://schemas.microsoft.com/office/drawing/2016/5/13/chartex" xmlns:cx8="http://schemas.microsoft.com/office/drawing/2016/5/14/chartex" xmlns:mc="http://schemas.openxmlformats.org/markup-compatibility/2006" xmlns:aink="http://schemas.microsoft.com/office/drawing/2016/ink" xmlns:am3d="http://schemas.microsoft.com/office/drawing/2017/model3d" xmlns:o="urn:schemas-microsoft-com:office:office" xmlns:oel="http://schemas.microsoft.com/office/2019/extlst" xmlns:r="http://schemas.openxmlformats.org/officeDocument/2006/relationships" xmlns:m="http://schemas.openxmlformats.org/officeDocument/2006/math" xmlns:v="urn:schemas-microsoft-com:vml" xmlns:wp14="http://schemas.microsoft.com/office/word/2010/wordprocessingDrawing" xmlns:wp="http://schemas.openxmlformats.org/drawingml/2006/wordprocessingDrawing" xmlns:w10="urn:schemas-microsoft-com:office:word" xmlns:w="http://schemas.openxmlformats.org/wordprocessingml/2006/main" xmlns:w14="http://schemas.microsoft.com/office/word/2010/wordml" xmlns:w15="http://schemas.microsoft.com/office/word/2012/wordml" xmlns:w16cex="http://schemas.microsoft.com/office/word/2018/wordml/cex" xmlns:w16cid="http://schemas.microsoft.com/office/word/2016/wordml/cid" xmlns:w16="http://schemas.microsoft.com/office/word/2018/wordml" xmlns:w16du="http://schemas.microsoft.com/office/word/2023/wordml/word16du" xmlns:w16sdtdh="http://schemas.microsoft.com/office/word/2020/wordml/sdtdatahash" xmlns:w16sdtfl="http://schemas.microsoft.com/office/word/2024/wordml/sdtformatlock" xmlns:w16se="http://schemas.microsoft.com/office/word/2015/wordml/symex" xmlns:wpg="http://schemas.microsoft.com/office/word/2010/wordprocessingGroup" xmlns:wpi="http://schemas.microsoft.com/office/word/2010/wordprocessingInk" xmlns:wne="http://schemas.microsoft.com/office/word/2006/wordml" xmlns:wps="http://schemas.microsoft.com/office/word/2010/wordprocessingShape" mc:Ignorable="w14 w15 w16se w16cid w16 w16cex w16sdtdh w16sdtfl w16du wp14">
+<w:footnotes xmlns:wpc="http://schemas.microsoft.com/office/word/2010/wordprocessingCanvas" xmlns:cx="http://schemas.microsoft.com/office/drawing/2014/chartex" xmlns:cx1="http://schemas.microsoft.com/office/drawing/2015/9/8/chartex" xmlns:cx2="http://schemas.microsoft.com/office/drawing/2015/10/21/chartex" xmlns:cx3="http://schemas.microsoft.com/office/drawing/2016/5/9/chartex" xmlns:cx4="http://schemas.microsoft.com/office/drawing/2016/5/10/chartex" xmlns:cx5="http://schemas.microsoft.com/office/drawing/2016/5/11/chartex" xmlns:cx6="http://schemas.microsoft.com/office/drawing/2016/5/12/chartex" xmlns:cx7="http://schemas.microsoft.com/office/drawing/2016/5/13/chartex" xmlns:cx8="http://schemas.microsoft.com/office/drawing/2016/5/14/chartex" xmlns:mc="http://schemas.openxmlformats.org/markup-compatibility/2006" xmlns:aink="http://schemas.microsoft.com/office/drawing/2016/ink" xmlns:am3d="http://schemas.microsoft.com/office/drawing/2017/model3d" xmlns:o="urn:schemas-microsoft-com:office:office" xmlns:oel="http://schemas.microsoft.com/office/2019/extlst" xmlns:r="http://schemas.openxmlformats.org/officeDocument/2006/relationships" xmlns:m="http://schemas.openxmlformats.org/officeDocument/2006/math" xmlns:v="urn:schemas-microsoft-com:vml" xmlns:wp14="http://schemas.microsoft.com/office/word/2010/wordprocessingDrawing" xmlns:wp="http://schemas.openxmlformats.org/drawingml/2006/wordprocessingDrawing" xmlns:w10="urn:schemas-microsoft-com:office:word" xmlns:w="http://schemas.openxmlformats.org/wordprocessingml/2006/main" xmlns:w14="http://schemas.microsoft.com/office/word/2010/wordml" xmlns:w15="http://schemas.microsoft.com/office/word/2012/wordml" xmlns:w16cei="http://schemas.microsoft.com/office/word/2026/wordml/cei" xmlns:w16cex="http://schemas.microsoft.com/office/word/2018/wordml/cex" xmlns:w16cid="http://schemas.microsoft.com/office/word/2016/wordml/cid" xmlns:w16="http://schemas.microsoft.com/office/word/2018/wordml" xmlns:w16du="http://schemas.microsoft.com/office/word/2023/wordml/word16du" xmlns:w16sdtdh="http://schemas.microsoft.com/office/word/2020/wordml/sdtdatahash" xmlns:w16sdtfl="http://schemas.microsoft.com/office/word/2024/wordml/sdtformatlock" xmlns:w16se="http://schemas.microsoft.com/office/word/2015/wordml/symex" xmlns:wpg="http://schemas.microsoft.com/office/word/2010/wordprocessingGroup" xmlns:wpi="http://schemas.microsoft.com/office/word/2010/wordprocessingInk" xmlns:wne="http://schemas.microsoft.com/office/word/2006/wordml" xmlns:wps="http://schemas.microsoft.com/office/word/2010/wordprocessingShape" mc:Ignorable="w14 w15 w16se w16cid w16 w16cex w16sdtdh w16sdtfl w16du wp14">
   <w:footnote w:type="separator" w:id="-1">
     <w:p>
       <w:r>
@@ -9779,7 +10659,7 @@
 </file>
 
 <file path=word/header1.xml><?xml version="1.0" encoding="utf-8"?>
-<w:hdr xmlns:wpc="http://schemas.microsoft.com/office/word/2010/wordprocessingCanvas" xmlns:cx="http://schemas.microsoft.com/office/drawing/2014/chartex" xmlns:cx1="http://schemas.microsoft.com/office/drawing/2015/9/8/chartex" xmlns:cx2="http://schemas.microsoft.com/office/drawing/2015/10/21/chartex" xmlns:cx3="http://schemas.microsoft.com/office/drawing/2016/5/9/chartex" xmlns:cx4="http://schemas.microsoft.com/office/drawing/2016/5/10/chartex" xmlns:cx5="http://schemas.microsoft.com/office/drawing/2016/5/11/chartex" xmlns:cx6="http://schemas.microsoft.com/office/drawing/2016/5/12/chartex" xmlns:cx7="http://schemas.microsoft.com/office/drawing/2016/5/13/chartex" xmlns:cx8="http://schemas.microsoft.com/office/drawing/2016/5/14/chartex" xmlns:mc="http://schemas.openxmlformats.org/markup-compatibility/2006" xmlns:aink="http://schemas.microsoft.com/office/drawing/2016/ink" xmlns:am3d="http://schemas.microsoft.com/office/drawing/2017/model3d" xmlns:o="urn:schemas-microsoft-com:office:office" xmlns:oel="http://schemas.microsoft.com/office/2019/extlst" xmlns:r="http://schemas.openxmlformats.org/officeDocument/2006/relationships" xmlns:m="http://schemas.openxmlformats.org/officeDocument/2006/math" xmlns:v="urn:schemas-microsoft-com:vml" xmlns:wp14="http://schemas.microsoft.com/office/word/2010/wordprocessingDrawing" xmlns:wp="http://schemas.openxmlformats.org/drawingml/2006/wordprocessingDrawing" xmlns:w10="urn:schemas-microsoft-com:office:word" xmlns:w="http://schemas.openxmlformats.org/wordprocessingml/2006/main" xmlns:w14="http://schemas.microsoft.com/office/word/2010/wordml" xmlns:w15="http://schemas.microsoft.com/office/word/2012/wordml" xmlns:w16cex="http://schemas.microsoft.com/office/word/2018/wordml/cex" xmlns:w16cid="http://schemas.microsoft.com/office/word/2016/wordml/cid" xmlns:w16="http://schemas.microsoft.com/office/word/2018/wordml" xmlns:w16du="http://schemas.microsoft.com/office/word/2023/wordml/word16du" xmlns:w16sdtdh="http://schemas.microsoft.com/office/word/2020/wordml/sdtdatahash" xmlns:w16sdtfl="http://schemas.microsoft.com/office/word/2024/wordml/sdtformatlock" xmlns:w16se="http://schemas.microsoft.com/office/word/2015/wordml/symex" xmlns:wpg="http://schemas.microsoft.com/office/word/2010/wordprocessingGroup" xmlns:wpi="http://schemas.microsoft.com/office/word/2010/wordprocessingInk" xmlns:wne="http://schemas.microsoft.com/office/word/2006/wordml" xmlns:wps="http://schemas.microsoft.com/office/word/2010/wordprocessingShape" mc:Ignorable="w14 w15 w16se w16cid w16 w16cex w16sdtdh w16sdtfl w16du wp14">
+<w:hdr xmlns:wpc="http://schemas.microsoft.com/office/word/2010/wordprocessingCanvas" xmlns:cx="http://schemas.microsoft.com/office/drawing/2014/chartex" xmlns:cx1="http://schemas.microsoft.com/office/drawing/2015/9/8/chartex" xmlns:cx2="http://schemas.microsoft.com/office/drawing/2015/10/21/chartex" xmlns:cx3="http://schemas.microsoft.com/office/drawing/2016/5/9/chartex" xmlns:cx4="http://schemas.microsoft.com/office/drawing/2016/5/10/chartex" xmlns:cx5="http://schemas.microsoft.com/office/drawing/2016/5/11/chartex" xmlns:cx6="http://schemas.microsoft.com/office/drawing/2016/5/12/chartex" xmlns:cx7="http://schemas.microsoft.com/office/drawing/2016/5/13/chartex" xmlns:cx8="http://schemas.microsoft.com/office/drawing/2016/5/14/chartex" xmlns:mc="http://schemas.openxmlformats.org/markup-compatibility/2006" xmlns:aink="http://schemas.microsoft.com/office/drawing/2016/ink" xmlns:am3d="http://schemas.microsoft.com/office/drawing/2017/model3d" xmlns:o="urn:schemas-microsoft-com:office:office" xmlns:oel="http://schemas.microsoft.com/office/2019/extlst" xmlns:r="http://schemas.openxmlformats.org/officeDocument/2006/relationships" xmlns:m="http://schemas.openxmlformats.org/officeDocument/2006/math" xmlns:v="urn:schemas-microsoft-com:vml" xmlns:wp14="http://schemas.microsoft.com/office/word/2010/wordprocessingDrawing" xmlns:wp="http://schemas.openxmlformats.org/drawingml/2006/wordprocessingDrawing" xmlns:w10="urn:schemas-microsoft-com:office:word" xmlns:w="http://schemas.openxmlformats.org/wordprocessingml/2006/main" xmlns:w14="http://schemas.microsoft.com/office/word/2010/wordml" xmlns:w15="http://schemas.microsoft.com/office/word/2012/wordml" xmlns:w16cei="http://schemas.microsoft.com/office/word/2026/wordml/cei" xmlns:w16cex="http://schemas.microsoft.com/office/word/2018/wordml/cex" xmlns:w16cid="http://schemas.microsoft.com/office/word/2016/wordml/cid" xmlns:w16="http://schemas.microsoft.com/office/word/2018/wordml" xmlns:w16du="http://schemas.microsoft.com/office/word/2023/wordml/word16du" xmlns:w16sdtdh="http://schemas.microsoft.com/office/word/2020/wordml/sdtdatahash" xmlns:w16sdtfl="http://schemas.microsoft.com/office/word/2024/wordml/sdtformatlock" xmlns:w16se="http://schemas.microsoft.com/office/word/2015/wordml/symex" xmlns:wpg="http://schemas.microsoft.com/office/word/2010/wordprocessingGroup" xmlns:wpi="http://schemas.microsoft.com/office/word/2010/wordprocessingInk" xmlns:wne="http://schemas.microsoft.com/office/word/2006/wordml" xmlns:wps="http://schemas.microsoft.com/office/word/2010/wordprocessingShape" mc:Ignorable="w14 w15 w16se w16cid w16 w16cex w16sdtdh w16sdtfl w16du wp14">
   <w:p>
     <w:pPr>
       <w:pStyle w:val="Encabezado"/>
@@ -9789,7 +10669,7 @@
 </file>
 
 <file path=word/header2.xml><?xml version="1.0" encoding="utf-8"?>
-<w:hdr xmlns:wpc="http://schemas.microsoft.com/office/word/2010/wordprocessingCanvas" xmlns:cx="http://schemas.microsoft.com/office/drawing/2014/chartex" xmlns:cx1="http://schemas.microsoft.com/office/drawing/2015/9/8/chartex" xmlns:cx2="http://schemas.microsoft.com/office/drawing/2015/10/21/chartex" xmlns:cx3="http://schemas.microsoft.com/office/drawing/2016/5/9/chartex" xmlns:cx4="http://schemas.microsoft.com/office/drawing/2016/5/10/chartex" xmlns:cx5="http://schemas.microsoft.com/office/drawing/2016/5/11/chartex" xmlns:cx6="http://schemas.microsoft.com/office/drawing/2016/5/12/chartex" xmlns:cx7="http://schemas.microsoft.com/office/drawing/2016/5/13/chartex" xmlns:cx8="http://schemas.microsoft.com/office/drawing/2016/5/14/chartex" xmlns:mc="http://schemas.openxmlformats.org/markup-compatibility/2006" xmlns:aink="http://schemas.microsoft.com/office/drawing/2016/ink" xmlns:am3d="http://schemas.microsoft.com/office/drawing/2017/model3d" xmlns:o="urn:schemas-microsoft-com:office:office" xmlns:oel="http://schemas.microsoft.com/office/2019/extlst" xmlns:r="http://schemas.openxmlformats.org/officeDocument/2006/relationships" xmlns:m="http://schemas.openxmlformats.org/officeDocument/2006/math" xmlns:v="urn:schemas-microsoft-com:vml" xmlns:wp14="http://schemas.microsoft.com/office/word/2010/wordprocessingDrawing" xmlns:wp="http://schemas.openxmlformats.org/drawingml/2006/wordprocessingDrawing" xmlns:w10="urn:schemas-microsoft-com:office:word" xmlns:w="http://schemas.openxmlformats.org/wordprocessingml/2006/main" xmlns:w14="http://schemas.microsoft.com/office/word/2010/wordml" xmlns:w15="http://schemas.microsoft.com/office/word/2012/wordml" xmlns:w16cex="http://schemas.microsoft.com/office/word/2018/wordml/cex" xmlns:w16cid="http://schemas.microsoft.com/office/word/2016/wordml/cid" xmlns:w16="http://schemas.microsoft.com/office/word/2018/wordml" xmlns:w16du="http://schemas.microsoft.com/office/word/2023/wordml/word16du" xmlns:w16sdtdh="http://schemas.microsoft.com/office/word/2020/wordml/sdtdatahash" xmlns:w16sdtfl="http://schemas.microsoft.com/office/word/2024/wordml/sdtformatlock" xmlns:w16se="http://schemas.microsoft.com/office/word/2015/wordml/symex" xmlns:wpg="http://schemas.microsoft.com/office/word/2010/wordprocessingGroup" xmlns:wpi="http://schemas.microsoft.com/office/word/2010/wordprocessingInk" xmlns:wne="http://schemas.microsoft.com/office/word/2006/wordml" xmlns:wps="http://schemas.microsoft.com/office/word/2010/wordprocessingShape" mc:Ignorable="w14 w15 w16se w16cid w16 w16cex w16sdtdh w16sdtfl w16du wp14">
+<w:hdr xmlns:wpc="http://schemas.microsoft.com/office/word/2010/wordprocessingCanvas" xmlns:cx="http://schemas.microsoft.com/office/drawing/2014/chartex" xmlns:cx1="http://schemas.microsoft.com/office/drawing/2015/9/8/chartex" xmlns:cx2="http://schemas.microsoft.com/office/drawing/2015/10/21/chartex" xmlns:cx3="http://schemas.microsoft.com/office/drawing/2016/5/9/chartex" xmlns:cx4="http://schemas.microsoft.com/office/drawing/2016/5/10/chartex" xmlns:cx5="http://schemas.microsoft.com/office/drawing/2016/5/11/chartex" xmlns:cx6="http://schemas.microsoft.com/office/drawing/2016/5/12/chartex" xmlns:cx7="http://schemas.microsoft.com/office/drawing/2016/5/13/chartex" xmlns:cx8="http://schemas.microsoft.com/office/drawing/2016/5/14/chartex" xmlns:mc="http://schemas.openxmlformats.org/markup-compatibility/2006" xmlns:aink="http://schemas.microsoft.com/office/drawing/2016/ink" xmlns:am3d="http://schemas.microsoft.com/office/drawing/2017/model3d" xmlns:o="urn:schemas-microsoft-com:office:office" xmlns:oel="http://schemas.microsoft.com/office/2019/extlst" xmlns:r="http://schemas.openxmlformats.org/officeDocument/2006/relationships" xmlns:m="http://schemas.openxmlformats.org/officeDocument/2006/math" xmlns:v="urn:schemas-microsoft-com:vml" xmlns:wp14="http://schemas.microsoft.com/office/word/2010/wordprocessingDrawing" xmlns:wp="http://schemas.openxmlformats.org/drawingml/2006/wordprocessingDrawing" xmlns:w10="urn:schemas-microsoft-com:office:word" xmlns:w="http://schemas.openxmlformats.org/wordprocessingml/2006/main" xmlns:w14="http://schemas.microsoft.com/office/word/2010/wordml" xmlns:w15="http://schemas.microsoft.com/office/word/2012/wordml" xmlns:w16cei="http://schemas.microsoft.com/office/word/2026/wordml/cei" xmlns:w16cex="http://schemas.microsoft.com/office/word/2018/wordml/cex" xmlns:w16cid="http://schemas.microsoft.com/office/word/2016/wordml/cid" xmlns:w16="http://schemas.microsoft.com/office/word/2018/wordml" xmlns:w16du="http://schemas.microsoft.com/office/word/2023/wordml/word16du" xmlns:w16sdtdh="http://schemas.microsoft.com/office/word/2020/wordml/sdtdatahash" xmlns:w16sdtfl="http://schemas.microsoft.com/office/word/2024/wordml/sdtformatlock" xmlns:w16se="http://schemas.microsoft.com/office/word/2015/wordml/symex" xmlns:wpg="http://schemas.microsoft.com/office/word/2010/wordprocessingGroup" xmlns:wpi="http://schemas.microsoft.com/office/word/2010/wordprocessingInk" xmlns:wne="http://schemas.microsoft.com/office/word/2006/wordml" xmlns:wps="http://schemas.microsoft.com/office/word/2010/wordprocessingShape" mc:Ignorable="w14 w15 w16se w16cid w16 w16cex w16sdtdh w16sdtfl w16du wp14">
   <w:sdt>
     <w:sdtPr>
       <w:id w:val="1024526470"/>
@@ -9834,7 +10714,7 @@
 </file>
 
 <file path=word/numbering.xml><?xml version="1.0" encoding="utf-8"?>
-<w:numbering xmlns:wpc="http://schemas.microsoft.com/office/word/2010/wordprocessingCanvas" xmlns:cx="http://schemas.microsoft.com/office/drawing/2014/chartex" xmlns:cx1="http://schemas.microsoft.com/office/drawing/2015/9/8/chartex" xmlns:cx2="http://schemas.microsoft.com/office/drawing/2015/10/21/chartex" xmlns:cx3="http://schemas.microsoft.com/office/drawing/2016/5/9/chartex" xmlns:cx4="http://schemas.microsoft.com/office/drawing/2016/5/10/chartex" xmlns:cx5="http://schemas.microsoft.com/office/drawing/2016/5/11/chartex" xmlns:cx6="http://schemas.microsoft.com/office/drawing/2016/5/12/chartex" xmlns:cx7="http://schemas.microsoft.com/office/drawing/2016/5/13/chartex" xmlns:cx8="http://schemas.microsoft.com/office/drawing/2016/5/14/chartex" xmlns:mc="http://schemas.openxmlformats.org/markup-compatibility/2006" xmlns:aink="http://schemas.microsoft.com/office/drawing/2016/ink" xmlns:am3d="http://schemas.microsoft.com/office/drawing/2017/model3d" xmlns:o="urn:schemas-microsoft-com:office:office" xmlns:oel="http://schemas.microsoft.com/office/2019/extlst" xmlns:r="http://schemas.openxmlformats.org/officeDocument/2006/relationships" xmlns:m="http://schemas.openxmlformats.org/officeDocument/2006/math" xmlns:v="urn:schemas-microsoft-com:vml" xmlns:wp14="http://schemas.microsoft.com/office/word/2010/wordprocessingDrawing" xmlns:wp="http://schemas.openxmlformats.org/drawingml/2006/wordprocessingDrawing" xmlns:w10="urn:schemas-microsoft-com:office:word" xmlns:w="http://schemas.openxmlformats.org/wordprocessingml/2006/main" xmlns:w14="http://schemas.microsoft.com/office/word/2010/wordml" xmlns:w15="http://schemas.microsoft.com/office/word/2012/wordml" xmlns:w16cex="http://schemas.microsoft.com/office/word/2018/wordml/cex" xmlns:w16cid="http://schemas.microsoft.com/office/word/2016/wordml/cid" xmlns:w16="http://schemas.microsoft.com/office/word/2018/wordml" xmlns:w16du="http://schemas.microsoft.com/office/word/2023/wordml/word16du" xmlns:w16sdtdh="http://schemas.microsoft.com/office/word/2020/wordml/sdtdatahash" xmlns:w16sdtfl="http://schemas.microsoft.com/office/word/2024/wordml/sdtformatlock" xmlns:w16se="http://schemas.microsoft.com/office/word/2015/wordml/symex" xmlns:wpg="http://schemas.microsoft.com/office/word/2010/wordprocessingGroup" xmlns:wpi="http://schemas.microsoft.com/office/word/2010/wordprocessingInk" xmlns:wne="http://schemas.microsoft.com/office/word/2006/wordml" xmlns:wps="http://schemas.microsoft.com/office/word/2010/wordprocessingShape" mc:Ignorable="w14 w15 w16se w16cid w16 w16cex w16sdtdh w16sdtfl w16du wp14">
+<w:numbering xmlns:wpc="http://schemas.microsoft.com/office/word/2010/wordprocessingCanvas" xmlns:cx="http://schemas.microsoft.com/office/drawing/2014/chartex" xmlns:cx1="http://schemas.microsoft.com/office/drawing/2015/9/8/chartex" xmlns:cx2="http://schemas.microsoft.com/office/drawing/2015/10/21/chartex" xmlns:cx3="http://schemas.microsoft.com/office/drawing/2016/5/9/chartex" xmlns:cx4="http://schemas.microsoft.com/office/drawing/2016/5/10/chartex" xmlns:cx5="http://schemas.microsoft.com/office/drawing/2016/5/11/chartex" xmlns:cx6="http://schemas.microsoft.com/office/drawing/2016/5/12/chartex" xmlns:cx7="http://schemas.microsoft.com/office/drawing/2016/5/13/chartex" xmlns:cx8="http://schemas.microsoft.com/office/drawing/2016/5/14/chartex" xmlns:mc="http://schemas.openxmlformats.org/markup-compatibility/2006" xmlns:aink="http://schemas.microsoft.com/office/drawing/2016/ink" xmlns:am3d="http://schemas.microsoft.com/office/drawing/2017/model3d" xmlns:o="urn:schemas-microsoft-com:office:office" xmlns:oel="http://schemas.microsoft.com/office/2019/extlst" xmlns:r="http://schemas.openxmlformats.org/officeDocument/2006/relationships" xmlns:m="http://schemas.openxmlformats.org/officeDocument/2006/math" xmlns:v="urn:schemas-microsoft-com:vml" xmlns:wp14="http://schemas.microsoft.com/office/word/2010/wordprocessingDrawing" xmlns:wp="http://schemas.openxmlformats.org/drawingml/2006/wordprocessingDrawing" xmlns:w10="urn:schemas-microsoft-com:office:word" xmlns:w="http://schemas.openxmlformats.org/wordprocessingml/2006/main" xmlns:w14="http://schemas.microsoft.com/office/word/2010/wordml" xmlns:w15="http://schemas.microsoft.com/office/word/2012/wordml" xmlns:w16cei="http://schemas.microsoft.com/office/word/2026/wordml/cei" xmlns:w16cex="http://schemas.microsoft.com/office/word/2018/wordml/cex" xmlns:w16cid="http://schemas.microsoft.com/office/word/2016/wordml/cid" xmlns:w16="http://schemas.microsoft.com/office/word/2018/wordml" xmlns:w16du="http://schemas.microsoft.com/office/word/2023/wordml/word16du" xmlns:w16sdtdh="http://schemas.microsoft.com/office/word/2020/wordml/sdtdatahash" xmlns:w16sdtfl="http://schemas.microsoft.com/office/word/2024/wordml/sdtformatlock" xmlns:w16se="http://schemas.microsoft.com/office/word/2015/wordml/symex" xmlns:wpg="http://schemas.microsoft.com/office/word/2010/wordprocessingGroup" xmlns:wpi="http://schemas.microsoft.com/office/word/2010/wordprocessingInk" xmlns:wne="http://schemas.microsoft.com/office/word/2006/wordml" xmlns:wps="http://schemas.microsoft.com/office/word/2010/wordprocessingShape" mc:Ignorable="w14 w15 w16se w16cid w16 w16cex w16sdtdh w16sdtfl w16du wp14">
   <w:abstractNum w:abstractNumId="0" w15:restartNumberingAfterBreak="0">
     <w:nsid w:val="02C57005"/>
     <w:multiLevelType w:val="hybridMultilevel"/>
@@ -10210,6 +11090,92 @@
       </w:rPr>
     </w:lvl>
   </w:abstractNum>
+  <w:abstractNum w:abstractNumId="3" w15:restartNumberingAfterBreak="0">
+    <w:nsid w:val="2F74361D"/>
+    <w:multiLevelType w:val="hybridMultilevel"/>
+    <w:tmpl w:val="505676C4"/>
+    <w:lvl w:ilvl="0" w:tplc="200A000F">
+      <w:start w:val="1"/>
+      <w:numFmt w:val="decimal"/>
+      <w:lvlText w:val="%1."/>
+      <w:lvlJc w:val="left"/>
+      <w:pPr>
+        <w:ind w:left="720" w:hanging="360"/>
+      </w:pPr>
+    </w:lvl>
+    <w:lvl w:ilvl="1" w:tplc="200A0019" w:tentative="1">
+      <w:start w:val="1"/>
+      <w:numFmt w:val="lowerLetter"/>
+      <w:lvlText w:val="%2."/>
+      <w:lvlJc w:val="left"/>
+      <w:pPr>
+        <w:ind w:left="1440" w:hanging="360"/>
+      </w:pPr>
+    </w:lvl>
+    <w:lvl w:ilvl="2" w:tplc="200A001B" w:tentative="1">
+      <w:start w:val="1"/>
+      <w:numFmt w:val="lowerRoman"/>
+      <w:lvlText w:val="%3."/>
+      <w:lvlJc w:val="right"/>
+      <w:pPr>
+        <w:ind w:left="2160" w:hanging="180"/>
+      </w:pPr>
+    </w:lvl>
+    <w:lvl w:ilvl="3" w:tplc="200A000F" w:tentative="1">
+      <w:start w:val="1"/>
+      <w:numFmt w:val="decimal"/>
+      <w:lvlText w:val="%4."/>
+      <w:lvlJc w:val="left"/>
+      <w:pPr>
+        <w:ind w:left="2880" w:hanging="360"/>
+      </w:pPr>
+    </w:lvl>
+    <w:lvl w:ilvl="4" w:tplc="200A0019" w:tentative="1">
+      <w:start w:val="1"/>
+      <w:numFmt w:val="lowerLetter"/>
+      <w:lvlText w:val="%5."/>
+      <w:lvlJc w:val="left"/>
+      <w:pPr>
+        <w:ind w:left="3600" w:hanging="360"/>
+      </w:pPr>
+    </w:lvl>
+    <w:lvl w:ilvl="5" w:tplc="200A001B" w:tentative="1">
+      <w:start w:val="1"/>
+      <w:numFmt w:val="lowerRoman"/>
+      <w:lvlText w:val="%6."/>
+      <w:lvlJc w:val="right"/>
+      <w:pPr>
+        <w:ind w:left="4320" w:hanging="180"/>
+      </w:pPr>
+    </w:lvl>
+    <w:lvl w:ilvl="6" w:tplc="200A000F" w:tentative="1">
+      <w:start w:val="1"/>
+      <w:numFmt w:val="decimal"/>
+      <w:lvlText w:val="%7."/>
+      <w:lvlJc w:val="left"/>
+      <w:pPr>
+        <w:ind w:left="5040" w:hanging="360"/>
+      </w:pPr>
+    </w:lvl>
+    <w:lvl w:ilvl="7" w:tplc="200A0019" w:tentative="1">
+      <w:start w:val="1"/>
+      <w:numFmt w:val="lowerLetter"/>
+      <w:lvlText w:val="%8."/>
+      <w:lvlJc w:val="left"/>
+      <w:pPr>
+        <w:ind w:left="5760" w:hanging="360"/>
+      </w:pPr>
+    </w:lvl>
+    <w:lvl w:ilvl="8" w:tplc="200A001B" w:tentative="1">
+      <w:start w:val="1"/>
+      <w:numFmt w:val="lowerRoman"/>
+      <w:lvlText w:val="%9."/>
+      <w:lvlJc w:val="right"/>
+      <w:pPr>
+        <w:ind w:left="6480" w:hanging="180"/>
+      </w:pPr>
+    </w:lvl>
+  </w:abstractNum>
   <w:num w:numId="1" w16cid:durableId="1702822876">
     <w:abstractNumId w:val="1"/>
   </w:num>
@@ -10218,6 +11184,9 @@
   </w:num>
   <w:num w:numId="3" w16cid:durableId="1767769584">
     <w:abstractNumId w:val="2"/>
+  </w:num>
+  <w:num w:numId="4" w16cid:durableId="816455345">
+    <w:abstractNumId w:val="3"/>
   </w:num>
 </w:numbering>
 </file>
@@ -11766,7 +12735,7 @@
                 <a:lstStyle/>
                 <a:p>
                   <a:pPr>
-                    <a:defRPr sz="800" b="1" i="0" u="none" strike="noStrike" kern="1200" spc="0" baseline="0">
+                    <a:defRPr sz="800" b="0" i="0" u="none" strike="noStrike" kern="1200" spc="0" baseline="0">
                       <a:solidFill>
                         <a:schemeClr val="tx1"/>
                       </a:solidFill>
@@ -11807,7 +12776,7 @@
                 <a:lstStyle/>
                 <a:p>
                   <a:pPr>
-                    <a:defRPr sz="800" b="1" i="0" u="none" strike="noStrike" kern="1200" spc="0" baseline="0">
+                    <a:defRPr sz="800" b="0" i="0" u="none" strike="noStrike" kern="1200" spc="0" baseline="0">
                       <a:solidFill>
                         <a:schemeClr val="tx1"/>
                       </a:solidFill>
@@ -11848,7 +12817,7 @@
                 <a:lstStyle/>
                 <a:p>
                   <a:pPr>
-                    <a:defRPr sz="800" b="1" i="0" u="none" strike="noStrike" kern="1200" spc="0" baseline="0">
+                    <a:defRPr sz="800" b="0" i="0" u="none" strike="noStrike" kern="1200" spc="0" baseline="0">
                       <a:solidFill>
                         <a:schemeClr val="tx1"/>
                       </a:solidFill>
@@ -11889,7 +12858,7 @@
                 <a:lstStyle/>
                 <a:p>
                   <a:pPr>
-                    <a:defRPr sz="800" b="1" i="0" u="none" strike="noStrike" kern="1200" spc="0" baseline="0">
+                    <a:defRPr sz="800" b="0" i="0" u="none" strike="noStrike" kern="1200" spc="0" baseline="0">
                       <a:solidFill>
                         <a:schemeClr val="tx1"/>
                       </a:solidFill>
@@ -11930,7 +12899,7 @@
                 <a:lstStyle/>
                 <a:p>
                   <a:pPr>
-                    <a:defRPr sz="800" b="1" i="0" u="none" strike="noStrike" kern="1200" spc="0" baseline="0">
+                    <a:defRPr sz="800" b="0" i="0" u="none" strike="noStrike" kern="1200" spc="0" baseline="0">
                       <a:solidFill>
                         <a:schemeClr val="tx1"/>
                       </a:solidFill>
@@ -11971,7 +12940,7 @@
                 <a:lstStyle/>
                 <a:p>
                   <a:pPr>
-                    <a:defRPr sz="800" b="1" i="0" u="none" strike="noStrike" kern="1200" spc="0" baseline="0">
+                    <a:defRPr sz="800" b="0" i="0" u="none" strike="noStrike" kern="1200" spc="0" baseline="0">
                       <a:solidFill>
                         <a:schemeClr val="tx1"/>
                       </a:solidFill>
@@ -12012,7 +12981,7 @@
                 <a:lstStyle/>
                 <a:p>
                   <a:pPr>
-                    <a:defRPr sz="800" b="1" i="0" u="none" strike="noStrike" kern="1200" spc="0" baseline="0">
+                    <a:defRPr sz="800" b="0" i="0" u="none" strike="noStrike" kern="1200" spc="0" baseline="0">
                       <a:solidFill>
                         <a:schemeClr val="tx1"/>
                       </a:solidFill>
@@ -12053,7 +13022,7 @@
                 <a:lstStyle/>
                 <a:p>
                   <a:pPr>
-                    <a:defRPr sz="800" b="1" i="0" u="none" strike="noStrike" kern="1200" spc="0" baseline="0">
+                    <a:defRPr sz="800" b="0" i="0" u="none" strike="noStrike" kern="1200" spc="0" baseline="0">
                       <a:solidFill>
                         <a:schemeClr val="tx1"/>
                       </a:solidFill>
@@ -12094,7 +13063,7 @@
                 <a:lstStyle/>
                 <a:p>
                   <a:pPr>
-                    <a:defRPr sz="800" b="1" i="0" u="none" strike="noStrike" kern="1200" spc="0" baseline="0">
+                    <a:defRPr sz="800" b="0" i="0" u="none" strike="noStrike" kern="1200" spc="0" baseline="0">
                       <a:solidFill>
                         <a:schemeClr val="tx1"/>
                       </a:solidFill>
@@ -12133,7 +13102,7 @@
               <a:lstStyle/>
               <a:p>
                 <a:pPr>
-                  <a:defRPr sz="800" b="1" i="0" u="none" strike="noStrike" kern="1200" spc="0" baseline="0">
+                  <a:defRPr sz="800" b="0" i="0" u="none" strike="noStrike" kern="1200" spc="0" baseline="0">
                     <a:solidFill>
                       <a:schemeClr val="tx1"/>
                     </a:solidFill>
@@ -13986,7 +14955,7 @@
               <a:lstStyle/>
               <a:p>
                 <a:pPr>
-                  <a:defRPr sz="1000" b="1" i="0" u="none" strike="noStrike" kern="1200" baseline="0">
+                  <a:defRPr sz="1200" b="1" i="0" u="none" strike="noStrike" kern="1200" baseline="0">
                     <a:solidFill>
                       <a:schemeClr val="bg1"/>
                     </a:solidFill>
